--- a/src/test/resources/MM Product Documents/LoginPage.docx
+++ b/src/test/resources/MM Product Documents/LoginPage.docx
@@ -1,6 +1,6 @@
 
 <file path=word/document.xml><?xml version="1.0" encoding="utf-8"?>
-<w:document xmlns:wpc="http://schemas.microsoft.com/office/word/2010/wordprocessingCanvas" xmlns:cx="http://schemas.microsoft.com/office/drawing/2014/chartex" xmlns:cx1="http://schemas.microsoft.com/office/drawing/2015/9/8/chartex" xmlns:cx2="http://schemas.microsoft.com/office/drawing/2015/10/21/chartex" xmlns:cx3="http://schemas.microsoft.com/office/drawing/2016/5/9/chartex" xmlns:cx4="http://schemas.microsoft.com/office/drawing/2016/5/10/chartex" xmlns:cx5="http://schemas.microsoft.com/office/drawing/2016/5/11/chartex" xmlns:cx6="http://schemas.microsoft.com/office/drawing/2016/5/12/chartex" xmlns:cx7="http://schemas.microsoft.com/office/drawing/2016/5/13/chartex" xmlns:cx8="http://schemas.microsoft.com/office/drawing/2016/5/14/chartex" xmlns:mc="http://schemas.openxmlformats.org/markup-compatibility/2006" xmlns:aink="http://schemas.microsoft.com/office/drawing/2016/ink" xmlns:am3d="http://schemas.microsoft.com/office/drawing/2017/model3d" xmlns:o="urn:schemas-microsoft-com:office:office" xmlns:r="http://schemas.openxmlformats.org/officeDocument/2006/relationships" xmlns:m="http://schemas.openxmlformats.org/officeDocument/2006/math" xmlns:v="urn:schemas-microsoft-com:vml" xmlns:wp14="http://schemas.microsoft.com/office/word/2010/wordprocessingDrawing" xmlns:wp="http://schemas.openxmlformats.org/drawingml/2006/wordprocessingDrawing" xmlns:w10="urn:schemas-microsoft-com:office:word" xmlns:w="http://schemas.openxmlformats.org/wordprocessingml/2006/main" xmlns:w14="http://schemas.microsoft.com/office/word/2010/wordml" xmlns:w15="http://schemas.microsoft.com/office/word/2012/wordml" xmlns:w16cid="http://schemas.microsoft.com/office/word/2016/wordml/cid" xmlns:w16se="http://schemas.microsoft.com/office/word/2015/wordml/symex" xmlns:wpg="http://schemas.microsoft.com/office/word/2010/wordprocessingGroup" xmlns:wpi="http://schemas.microsoft.com/office/word/2010/wordprocessingInk" xmlns:wne="http://schemas.microsoft.com/office/word/2006/wordml" xmlns:wps="http://schemas.microsoft.com/office/word/2010/wordprocessingShape" mc:Ignorable="w14 w15 w16se w16cid wp14">
+<w:document xmlns:wpc="http://schemas.microsoft.com/office/word/2010/wordprocessingCanvas" xmlns:cx="http://schemas.microsoft.com/office/drawing/2014/chartex" xmlns:cx1="http://schemas.microsoft.com/office/drawing/2015/9/8/chartex" xmlns:cx2="http://schemas.microsoft.com/office/drawing/2015/10/21/chartex" xmlns:cx3="http://schemas.microsoft.com/office/drawing/2016/5/9/chartex" xmlns:cx4="http://schemas.microsoft.com/office/drawing/2016/5/10/chartex" xmlns:cx5="http://schemas.microsoft.com/office/drawing/2016/5/11/chartex" xmlns:cx6="http://schemas.microsoft.com/office/drawing/2016/5/12/chartex" xmlns:cx7="http://schemas.microsoft.com/office/drawing/2016/5/13/chartex" xmlns:cx8="http://schemas.microsoft.com/office/drawing/2016/5/14/chartex" xmlns:mc="http://schemas.openxmlformats.org/markup-compatibility/2006" xmlns:aink="http://schemas.microsoft.com/office/drawing/2016/ink" xmlns:am3d="http://schemas.microsoft.com/office/drawing/2017/model3d" xmlns:o="urn:schemas-microsoft-com:office:office" xmlns:oel="http://schemas.microsoft.com/office/2019/extlst" xmlns:r="http://schemas.openxmlformats.org/officeDocument/2006/relationships" xmlns:m="http://schemas.openxmlformats.org/officeDocument/2006/math" xmlns:v="urn:schemas-microsoft-com:vml" xmlns:wp14="http://schemas.microsoft.com/office/word/2010/wordprocessingDrawing" xmlns:wp="http://schemas.openxmlformats.org/drawingml/2006/wordprocessingDrawing" xmlns:w10="urn:schemas-microsoft-com:office:word" xmlns:w="http://schemas.openxmlformats.org/wordprocessingml/2006/main" xmlns:w14="http://schemas.microsoft.com/office/word/2010/wordml" xmlns:w15="http://schemas.microsoft.com/office/word/2012/wordml" xmlns:w16cex="http://schemas.microsoft.com/office/word/2018/wordml/cex" xmlns:w16cid="http://schemas.microsoft.com/office/word/2016/wordml/cid" xmlns:w16="http://schemas.microsoft.com/office/word/2018/wordml" xmlns:w16du="http://schemas.microsoft.com/office/word/2023/wordml/word16du" xmlns:w16sdtdh="http://schemas.microsoft.com/office/word/2020/wordml/sdtdatahash" xmlns:w16sdtfl="http://schemas.microsoft.com/office/word/2024/wordml/sdtformatlock" xmlns:w16se="http://schemas.microsoft.com/office/word/2015/wordml/symex" xmlns:wpg="http://schemas.microsoft.com/office/word/2010/wordprocessingGroup" xmlns:wpi="http://schemas.microsoft.com/office/word/2010/wordprocessingInk" xmlns:wne="http://schemas.microsoft.com/office/word/2006/wordml" xmlns:wps="http://schemas.microsoft.com/office/word/2010/wordprocessingShape" mc:Ignorable="w14 w15 w16se w16cid w16 w16cex w16sdtdh w16sdtfl w16du wp14">
   <w:body>
     <w:p>
       <w:r>
@@ -24,7 +24,7 @@
                     </pic:cNvPicPr>
                   </pic:nvPicPr>
                   <pic:blipFill>
-                    <a:blip r:embed="rId10"/>
+                    <a:blip r:embed="rId14"/>
                     <a:stretch>
                       <a:fillRect/>
                     </a:stretch>
@@ -67,178 +67,6 @@
                     </pic:cNvPicPr>
                   </pic:nvPicPr>
                   <pic:blipFill>
-                    <a:blip r:embed="rId11"/>
-                    <a:stretch>
-                      <a:fillRect/>
-                    </a:stretch>
-                  </pic:blipFill>
-                  <pic:spPr>
-                    <a:xfrm>
-                      <a:off x="0" y="0"/>
-                      <a:ext cx="8255000" cy="4572000"/>
-                    </a:xfrm>
-                    <a:prstGeom prst="rect">
-                      <a:avLst/>
-                    </a:prstGeom>
-                  </pic:spPr>
-                </pic:pic>
-              </a:graphicData>
-            </a:graphic>
-          </wp:inline>
-        </w:drawing>
-      </w:r>
-    </w:p>
-    <w:p>
-      <w:r>
-        <w:rPr>
-          <w:b w:val="on"/>
-          <w:rFonts w:ascii="Times New Roman" w:hAnsi="Times New Roman" w:cs="Times New Roman" w:eastAsia="Times New Roman"/>
-          <w:sz w:val="24"/>
-        </w:rPr>
-        <w:t>Screenshot - 01 for step No.4.1.3</w:t>
-        <w:drawing>
-          <wp:inline distT="0" distR="0" distB="0" distL="0">
-            <wp:extent cx="8255000" cy="4572000"/>
-            <wp:docPr id="3" name="Drawing 3" descr="01 for step No.4.1.3.png"/>
-            <a:graphic xmlns:a="http://schemas.openxmlformats.org/drawingml/2006/main">
-              <a:graphicData uri="http://schemas.openxmlformats.org/drawingml/2006/picture">
-                <pic:pic xmlns:pic="http://schemas.openxmlformats.org/drawingml/2006/picture">
-                  <pic:nvPicPr>
-                    <pic:cNvPr id="0" name="Picture 3" descr="01 for step No.4.1.3.png"/>
-                    <pic:cNvPicPr>
-                      <a:picLocks noChangeAspect="true"/>
-                    </pic:cNvPicPr>
-                  </pic:nvPicPr>
-                  <pic:blipFill>
-                    <a:blip r:embed="rId12"/>
-                    <a:stretch>
-                      <a:fillRect/>
-                    </a:stretch>
-                  </pic:blipFill>
-                  <pic:spPr>
-                    <a:xfrm>
-                      <a:off x="0" y="0"/>
-                      <a:ext cx="8255000" cy="4572000"/>
-                    </a:xfrm>
-                    <a:prstGeom prst="rect">
-                      <a:avLst/>
-                    </a:prstGeom>
-                  </pic:spPr>
-                </pic:pic>
-              </a:graphicData>
-            </a:graphic>
-          </wp:inline>
-        </w:drawing>
-      </w:r>
-    </w:p>
-    <w:p>
-      <w:r>
-        <w:rPr>
-          <w:b w:val="on"/>
-          <w:rFonts w:ascii="Times New Roman" w:hAnsi="Times New Roman" w:cs="Times New Roman" w:eastAsia="Times New Roman"/>
-          <w:sz w:val="24"/>
-        </w:rPr>
-        <w:t>Screenshot - 02 for step No.4.1.3</w:t>
-        <w:drawing>
-          <wp:inline distT="0" distR="0" distB="0" distL="0">
-            <wp:extent cx="8255000" cy="4572000"/>
-            <wp:docPr id="4" name="Drawing 4" descr="02 for step No.4.1.3.png"/>
-            <a:graphic xmlns:a="http://schemas.openxmlformats.org/drawingml/2006/main">
-              <a:graphicData uri="http://schemas.openxmlformats.org/drawingml/2006/picture">
-                <pic:pic xmlns:pic="http://schemas.openxmlformats.org/drawingml/2006/picture">
-                  <pic:nvPicPr>
-                    <pic:cNvPr id="0" name="Picture 4" descr="02 for step No.4.1.3.png"/>
-                    <pic:cNvPicPr>
-                      <a:picLocks noChangeAspect="true"/>
-                    </pic:cNvPicPr>
-                  </pic:nvPicPr>
-                  <pic:blipFill>
-                    <a:blip r:embed="rId13"/>
-                    <a:stretch>
-                      <a:fillRect/>
-                    </a:stretch>
-                  </pic:blipFill>
-                  <pic:spPr>
-                    <a:xfrm>
-                      <a:off x="0" y="0"/>
-                      <a:ext cx="8255000" cy="4572000"/>
-                    </a:xfrm>
-                    <a:prstGeom prst="rect">
-                      <a:avLst/>
-                    </a:prstGeom>
-                  </pic:spPr>
-                </pic:pic>
-              </a:graphicData>
-            </a:graphic>
-          </wp:inline>
-        </w:drawing>
-      </w:r>
-    </w:p>
-    <w:p>
-      <w:r>
-        <w:rPr>
-          <w:b w:val="on"/>
-          <w:rFonts w:ascii="Times New Roman" w:hAnsi="Times New Roman" w:cs="Times New Roman" w:eastAsia="Times New Roman"/>
-          <w:sz w:val="24"/>
-        </w:rPr>
-        <w:t>Screenshot - 01 for step No.4.1.4</w:t>
-        <w:drawing>
-          <wp:inline distT="0" distR="0" distB="0" distL="0">
-            <wp:extent cx="8255000" cy="4572000"/>
-            <wp:docPr id="5" name="Drawing 5" descr="01 for step No.4.1.4.png"/>
-            <a:graphic xmlns:a="http://schemas.openxmlformats.org/drawingml/2006/main">
-              <a:graphicData uri="http://schemas.openxmlformats.org/drawingml/2006/picture">
-                <pic:pic xmlns:pic="http://schemas.openxmlformats.org/drawingml/2006/picture">
-                  <pic:nvPicPr>
-                    <pic:cNvPr id="0" name="Picture 5" descr="01 for step No.4.1.4.png"/>
-                    <pic:cNvPicPr>
-                      <a:picLocks noChangeAspect="true"/>
-                    </pic:cNvPicPr>
-                  </pic:nvPicPr>
-                  <pic:blipFill>
-                    <a:blip r:embed="rId14"/>
-                    <a:stretch>
-                      <a:fillRect/>
-                    </a:stretch>
-                  </pic:blipFill>
-                  <pic:spPr>
-                    <a:xfrm>
-                      <a:off x="0" y="0"/>
-                      <a:ext cx="8255000" cy="4572000"/>
-                    </a:xfrm>
-                    <a:prstGeom prst="rect">
-                      <a:avLst/>
-                    </a:prstGeom>
-                  </pic:spPr>
-                </pic:pic>
-              </a:graphicData>
-            </a:graphic>
-          </wp:inline>
-        </w:drawing>
-      </w:r>
-    </w:p>
-    <w:p>
-      <w:r>
-        <w:rPr>
-          <w:b w:val="on"/>
-          <w:rFonts w:ascii="Times New Roman" w:hAnsi="Times New Roman" w:cs="Times New Roman" w:eastAsia="Times New Roman"/>
-          <w:sz w:val="24"/>
-        </w:rPr>
-        <w:t>Screenshot - 01 for step No.4.1.5</w:t>
-        <w:drawing>
-          <wp:inline distT="0" distR="0" distB="0" distL="0">
-            <wp:extent cx="8255000" cy="4572000"/>
-            <wp:docPr id="6" name="Drawing 6" descr="01 for step No.4.1.5.png"/>
-            <a:graphic xmlns:a="http://schemas.openxmlformats.org/drawingml/2006/main">
-              <a:graphicData uri="http://schemas.openxmlformats.org/drawingml/2006/picture">
-                <pic:pic xmlns:pic="http://schemas.openxmlformats.org/drawingml/2006/picture">
-                  <pic:nvPicPr>
-                    <pic:cNvPr id="0" name="Picture 6" descr="01 for step No.4.1.5.png"/>
-                    <pic:cNvPicPr>
-                      <a:picLocks noChangeAspect="true"/>
-                    </pic:cNvPicPr>
-                  </pic:nvPicPr>
-                  <pic:blipFill>
                     <a:blip r:embed="rId15"/>
                     <a:stretch>
                       <a:fillRect/>
@@ -267,16 +95,16 @@
           <w:rFonts w:ascii="Times New Roman" w:hAnsi="Times New Roman" w:cs="Times New Roman" w:eastAsia="Times New Roman"/>
           <w:sz w:val="24"/>
         </w:rPr>
-        <w:t>Screenshot - 02 for step No.4.1.5</w:t>
+        <w:t>Screenshot - 02 for step No.4.1.2</w:t>
         <w:drawing>
           <wp:inline distT="0" distR="0" distB="0" distL="0">
             <wp:extent cx="8255000" cy="4572000"/>
-            <wp:docPr id="8" name="Drawing 8" descr="02 for step No.4.1.5.png"/>
+            <wp:docPr id="3" name="Drawing 3" descr="02 for step No.4.1.2.png"/>
             <a:graphic xmlns:a="http://schemas.openxmlformats.org/drawingml/2006/main">
               <a:graphicData uri="http://schemas.openxmlformats.org/drawingml/2006/picture">
                 <pic:pic xmlns:pic="http://schemas.openxmlformats.org/drawingml/2006/picture">
                   <pic:nvPicPr>
-                    <pic:cNvPr id="0" name="Picture 8" descr="02 for step No.4.1.5.png"/>
+                    <pic:cNvPr id="0" name="Picture 3" descr="02 for step No.4.1.2.png"/>
                     <pic:cNvPicPr>
                       <a:picLocks noChangeAspect="true"/>
                     </pic:cNvPicPr>
@@ -310,16 +138,16 @@
           <w:rFonts w:ascii="Times New Roman" w:hAnsi="Times New Roman" w:cs="Times New Roman" w:eastAsia="Times New Roman"/>
           <w:sz w:val="24"/>
         </w:rPr>
-        <w:t>Screenshot - 03 for step No.4.1.5</w:t>
+        <w:t>Screenshot - 03 for step No.4.1.2</w:t>
         <w:drawing>
           <wp:inline distT="0" distR="0" distB="0" distL="0">
             <wp:extent cx="8255000" cy="4572000"/>
-            <wp:docPr id="9" name="Drawing 9" descr="03 for step No.4.1.5.png"/>
+            <wp:docPr id="4" name="Drawing 4" descr="03 for step No.4.1.2.png"/>
             <a:graphic xmlns:a="http://schemas.openxmlformats.org/drawingml/2006/main">
               <a:graphicData uri="http://schemas.openxmlformats.org/drawingml/2006/picture">
                 <pic:pic xmlns:pic="http://schemas.openxmlformats.org/drawingml/2006/picture">
                   <pic:nvPicPr>
-                    <pic:cNvPr id="0" name="Picture 9" descr="03 for step No.4.1.5.png"/>
+                    <pic:cNvPr id="0" name="Picture 4" descr="03 for step No.4.1.2.png"/>
                     <pic:cNvPicPr>
                       <a:picLocks noChangeAspect="true"/>
                     </pic:cNvPicPr>
@@ -353,16 +181,16 @@
           <w:rFonts w:ascii="Times New Roman" w:hAnsi="Times New Roman" w:cs="Times New Roman" w:eastAsia="Times New Roman"/>
           <w:sz w:val="24"/>
         </w:rPr>
-        <w:t>Screenshot - 01 for step No.4.1.6</w:t>
+        <w:t>Screenshot - 01 for step No.4.1.3</w:t>
         <w:drawing>
           <wp:inline distT="0" distR="0" distB="0" distL="0">
             <wp:extent cx="8255000" cy="4572000"/>
-            <wp:docPr id="10" name="Drawing 10" descr="01 for step No.4.1.6.png"/>
+            <wp:docPr id="5" name="Drawing 5" descr="01 for step No.4.1.3.png"/>
             <a:graphic xmlns:a="http://schemas.openxmlformats.org/drawingml/2006/main">
               <a:graphicData uri="http://schemas.openxmlformats.org/drawingml/2006/picture">
                 <pic:pic xmlns:pic="http://schemas.openxmlformats.org/drawingml/2006/picture">
                   <pic:nvPicPr>
-                    <pic:cNvPr id="0" name="Picture 10" descr="01 for step No.4.1.6.png"/>
+                    <pic:cNvPr id="0" name="Picture 5" descr="01 for step No.4.1.3.png"/>
                     <pic:cNvPicPr>
                       <a:picLocks noChangeAspect="true"/>
                     </pic:cNvPicPr>
@@ -396,16 +224,16 @@
           <w:rFonts w:ascii="Times New Roman" w:hAnsi="Times New Roman" w:cs="Times New Roman" w:eastAsia="Times New Roman"/>
           <w:sz w:val="24"/>
         </w:rPr>
-        <w:t>Screenshot - 02 for step No.4.1.6</w:t>
+        <w:t>Screenshot - 01 for step No.4.1.4</w:t>
         <w:drawing>
           <wp:inline distT="0" distR="0" distB="0" distL="0">
             <wp:extent cx="8255000" cy="4572000"/>
-            <wp:docPr id="11" name="Drawing 11" descr="02 for step No.4.1.6.png"/>
+            <wp:docPr id="6" name="Drawing 6" descr="01 for step No.4.1.4.png"/>
             <a:graphic xmlns:a="http://schemas.openxmlformats.org/drawingml/2006/main">
               <a:graphicData uri="http://schemas.openxmlformats.org/drawingml/2006/picture">
                 <pic:pic xmlns:pic="http://schemas.openxmlformats.org/drawingml/2006/picture">
                   <pic:nvPicPr>
-                    <pic:cNvPr id="0" name="Picture 11" descr="02 for step No.4.1.6.png"/>
+                    <pic:cNvPr id="0" name="Picture 6" descr="01 for step No.4.1.4.png"/>
                     <pic:cNvPicPr>
                       <a:picLocks noChangeAspect="true"/>
                     </pic:cNvPicPr>
@@ -439,16 +267,16 @@
           <w:rFonts w:ascii="Times New Roman" w:hAnsi="Times New Roman" w:cs="Times New Roman" w:eastAsia="Times New Roman"/>
           <w:sz w:val="24"/>
         </w:rPr>
-        <w:t>Screenshot - 01 for step No.4.1.7</w:t>
+        <w:t>Screenshot - 02 for step No.4.1.4</w:t>
         <w:drawing>
           <wp:inline distT="0" distR="0" distB="0" distL="0">
             <wp:extent cx="8255000" cy="4572000"/>
-            <wp:docPr id="12" name="Drawing 12" descr="01 for step No.4.1.7.png"/>
+            <wp:docPr id="8" name="Drawing 8" descr="02 for step No.4.1.4.png"/>
             <a:graphic xmlns:a="http://schemas.openxmlformats.org/drawingml/2006/main">
               <a:graphicData uri="http://schemas.openxmlformats.org/drawingml/2006/picture">
                 <pic:pic xmlns:pic="http://schemas.openxmlformats.org/drawingml/2006/picture">
                   <pic:nvPicPr>
-                    <pic:cNvPr id="0" name="Picture 12" descr="01 for step No.4.1.7.png"/>
+                    <pic:cNvPr id="0" name="Picture 8" descr="02 for step No.4.1.4.png"/>
                     <pic:cNvPicPr>
                       <a:picLocks noChangeAspect="true"/>
                     </pic:cNvPicPr>
@@ -482,22 +310,108 @@
           <w:rFonts w:ascii="Times New Roman" w:hAnsi="Times New Roman" w:cs="Times New Roman" w:eastAsia="Times New Roman"/>
           <w:sz w:val="24"/>
         </w:rPr>
-        <w:t>Screenshot - 02 for step No.4.1.7</w:t>
+        <w:t>Screenshot - 01 for step No.4.1.5</w:t>
         <w:drawing>
           <wp:inline distT="0" distR="0" distB="0" distL="0">
             <wp:extent cx="8255000" cy="4572000"/>
-            <wp:docPr id="13" name="Drawing 13" descr="02 for step No.4.1.7.png"/>
+            <wp:docPr id="9" name="Drawing 9" descr="01 for step No.4.1.5.png"/>
             <a:graphic xmlns:a="http://schemas.openxmlformats.org/drawingml/2006/main">
               <a:graphicData uri="http://schemas.openxmlformats.org/drawingml/2006/picture">
                 <pic:pic xmlns:pic="http://schemas.openxmlformats.org/drawingml/2006/picture">
                   <pic:nvPicPr>
-                    <pic:cNvPr id="0" name="Picture 13" descr="02 for step No.4.1.7.png"/>
+                    <pic:cNvPr id="0" name="Picture 9" descr="01 for step No.4.1.5.png"/>
                     <pic:cNvPicPr>
                       <a:picLocks noChangeAspect="true"/>
                     </pic:cNvPicPr>
                   </pic:nvPicPr>
                   <pic:blipFill>
                     <a:blip r:embed="rId21"/>
+                    <a:stretch>
+                      <a:fillRect/>
+                    </a:stretch>
+                  </pic:blipFill>
+                  <pic:spPr>
+                    <a:xfrm>
+                      <a:off x="0" y="0"/>
+                      <a:ext cx="8255000" cy="4572000"/>
+                    </a:xfrm>
+                    <a:prstGeom prst="rect">
+                      <a:avLst/>
+                    </a:prstGeom>
+                  </pic:spPr>
+                </pic:pic>
+              </a:graphicData>
+            </a:graphic>
+          </wp:inline>
+        </w:drawing>
+      </w:r>
+    </w:p>
+    <w:p>
+      <w:r>
+        <w:rPr>
+          <w:b w:val="on"/>
+          <w:rFonts w:ascii="Times New Roman" w:hAnsi="Times New Roman" w:cs="Times New Roman" w:eastAsia="Times New Roman"/>
+          <w:sz w:val="24"/>
+        </w:rPr>
+        <w:t>Screenshot - 02 for step No.4.1.5</w:t>
+        <w:drawing>
+          <wp:inline distT="0" distR="0" distB="0" distL="0">
+            <wp:extent cx="8255000" cy="4572000"/>
+            <wp:docPr id="10" name="Drawing 10" descr="02 for step No.4.1.5.png"/>
+            <a:graphic xmlns:a="http://schemas.openxmlformats.org/drawingml/2006/main">
+              <a:graphicData uri="http://schemas.openxmlformats.org/drawingml/2006/picture">
+                <pic:pic xmlns:pic="http://schemas.openxmlformats.org/drawingml/2006/picture">
+                  <pic:nvPicPr>
+                    <pic:cNvPr id="0" name="Picture 10" descr="02 for step No.4.1.5.png"/>
+                    <pic:cNvPicPr>
+                      <a:picLocks noChangeAspect="true"/>
+                    </pic:cNvPicPr>
+                  </pic:nvPicPr>
+                  <pic:blipFill>
+                    <a:blip r:embed="rId22"/>
+                    <a:stretch>
+                      <a:fillRect/>
+                    </a:stretch>
+                  </pic:blipFill>
+                  <pic:spPr>
+                    <a:xfrm>
+                      <a:off x="0" y="0"/>
+                      <a:ext cx="8255000" cy="4572000"/>
+                    </a:xfrm>
+                    <a:prstGeom prst="rect">
+                      <a:avLst/>
+                    </a:prstGeom>
+                  </pic:spPr>
+                </pic:pic>
+              </a:graphicData>
+            </a:graphic>
+          </wp:inline>
+        </w:drawing>
+      </w:r>
+    </w:p>
+    <w:p>
+      <w:r>
+        <w:rPr>
+          <w:b w:val="on"/>
+          <w:rFonts w:ascii="Times New Roman" w:hAnsi="Times New Roman" w:cs="Times New Roman" w:eastAsia="Times New Roman"/>
+          <w:sz w:val="24"/>
+        </w:rPr>
+        <w:t>Screenshot - 03 for step No.4.1.5</w:t>
+        <w:drawing>
+          <wp:inline distT="0" distR="0" distB="0" distL="0">
+            <wp:extent cx="8255000" cy="4572000"/>
+            <wp:docPr id="11" name="Drawing 11" descr="03 for step No.4.1.5.png"/>
+            <a:graphic xmlns:a="http://schemas.openxmlformats.org/drawingml/2006/main">
+              <a:graphicData uri="http://schemas.openxmlformats.org/drawingml/2006/picture">
+                <pic:pic xmlns:pic="http://schemas.openxmlformats.org/drawingml/2006/picture">
+                  <pic:nvPicPr>
+                    <pic:cNvPr id="0" name="Picture 11" descr="03 for step No.4.1.5.png"/>
+                    <pic:cNvPicPr>
+                      <a:picLocks noChangeAspect="true"/>
+                    </pic:cNvPicPr>
+                  </pic:nvPicPr>
+                  <pic:blipFill>
+                    <a:blip r:embed="rId23"/>
                     <a:stretch>
                       <a:fillRect/>
                     </a:stretch>
@@ -578,20 +492,15 @@
               <w:rPr>
                 <w:rFonts w:ascii="Times New Roman" w:hAnsi="Times New Roman"/>
                 <w:b/>
-                <w:sz w:val="16"/>
               </w:rPr>
             </w:pPr>
             <w:r>
-              <w:rPr>
-                <w:sz w:val="16"/>
-              </w:rPr>
               <w:lastRenderedPageBreak/>
               <w:br w:type="page"/>
             </w:r>
             <w:r>
               <w:rPr>
                 <w:rFonts w:ascii="Times New Roman" w:hAnsi="Times New Roman"/>
-                <w:sz w:val="16"/>
               </w:rPr>
               <w:br w:type="page"/>
             </w:r>
@@ -599,7 +508,6 @@
               <w:rPr>
                 <w:rFonts w:ascii="Times New Roman" w:hAnsi="Times New Roman"/>
                 <w:b/>
-                <w:sz w:val="16"/>
               </w:rPr>
               <w:t>Test Duration Details:</w:t>
             </w:r>
@@ -622,14 +530,12 @@
               <w:rPr>
                 <w:rFonts w:ascii="Times New Roman" w:hAnsi="Times New Roman"/>
                 <w:b/>
-                <w:sz w:val="16"/>
               </w:rPr>
             </w:pPr>
             <w:r>
               <w:rPr>
                 <w:rFonts w:ascii="Times New Roman" w:hAnsi="Times New Roman"/>
                 <w:b/>
-                <w:sz w:val="16"/>
               </w:rPr>
               <w:t xml:space="preserve">Start </w:t>
             </w:r>
@@ -638,7 +544,6 @@
               <w:rPr>
                 <w:rFonts w:ascii="Times New Roman" w:hAnsi="Times New Roman"/>
                 <w:b/>
-                <w:sz w:val="16"/>
               </w:rPr>
               <w:t>Date :</w:t>
             </w:r>
@@ -647,7 +552,6 @@
               <w:rPr>
                 <w:rFonts w:ascii="Times New Roman" w:hAnsi="Times New Roman"/>
                 <w:b/>
-                <w:sz w:val="16"/>
               </w:rPr>
               <w:t xml:space="preserve">                                                                                </w:t>
             </w:r>
@@ -668,7 +572,6 @@
               <w:rPr>
                 <w:rFonts w:ascii="Times New Roman" w:hAnsi="Times New Roman"/>
                 <w:b/>
-                <w:sz w:val="16"/>
               </w:rPr>
             </w:pPr>
           </w:p>
@@ -690,14 +593,12 @@
               <w:rPr>
                 <w:rFonts w:ascii="Times New Roman" w:hAnsi="Times New Roman"/>
                 <w:b/>
-                <w:sz w:val="16"/>
               </w:rPr>
             </w:pPr>
             <w:r>
               <w:rPr>
                 <w:rFonts w:ascii="Times New Roman" w:hAnsi="Times New Roman"/>
                 <w:b/>
-                <w:sz w:val="16"/>
               </w:rPr>
               <w:t>End Date:</w:t>
             </w:r>
@@ -718,16 +619,12 @@
               <w:rPr>
                 <w:rFonts w:ascii="Times New Roman" w:hAnsi="Times New Roman"/>
                 <w:b/>
-                <w:sz w:val="16"/>
               </w:rPr>
             </w:pPr>
           </w:p>
         </w:tc>
       </w:tr>
       <w:tr>
-        <w:trPr>
-          <w:trHeight w:val="309"/>
-        </w:trPr>
         <w:tc>
           <w:tcPr>
             <w:tcW w:w="2326" w:type="dxa"/>
@@ -746,7 +643,6 @@
               <w:rPr>
                 <w:rFonts w:ascii="Times New Roman" w:hAnsi="Times New Roman"/>
                 <w:b/>
-                <w:sz w:val="16"/>
               </w:rPr>
             </w:pPr>
           </w:p>
@@ -768,14 +664,12 @@
               <w:rPr>
                 <w:rFonts w:ascii="Times New Roman" w:hAnsi="Times New Roman"/>
                 <w:b/>
-                <w:sz w:val="16"/>
               </w:rPr>
             </w:pPr>
             <w:r>
               <w:rPr>
                 <w:rFonts w:ascii="Times New Roman" w:hAnsi="Times New Roman"/>
                 <w:b/>
-                <w:sz w:val="16"/>
               </w:rPr>
               <w:t xml:space="preserve">Total Screenshots   </w:t>
             </w:r>
@@ -784,7 +678,6 @@
               <w:rPr>
                 <w:rFonts w:ascii="Times New Roman" w:hAnsi="Times New Roman"/>
                 <w:b/>
-                <w:sz w:val="16"/>
               </w:rPr>
               <w:t xml:space="preserve">  :</w:t>
             </w:r>
@@ -806,7 +699,6 @@
               <w:rPr>
                 <w:rFonts w:ascii="Times New Roman" w:hAnsi="Times New Roman"/>
                 <w:b/>
-                <w:sz w:val="16"/>
               </w:rPr>
             </w:pPr>
           </w:p>
@@ -828,14 +720,12 @@
               <w:rPr>
                 <w:rFonts w:ascii="Times New Roman" w:hAnsi="Times New Roman"/>
                 <w:b/>
-                <w:sz w:val="16"/>
               </w:rPr>
             </w:pPr>
             <w:r>
               <w:rPr>
                 <w:rFonts w:ascii="Times New Roman" w:hAnsi="Times New Roman"/>
                 <w:b/>
-                <w:sz w:val="16"/>
               </w:rPr>
               <w:t>No. of Testers:</w:t>
             </w:r>
@@ -856,16 +746,12 @@
               <w:rPr>
                 <w:rFonts w:ascii="Times New Roman" w:hAnsi="Times New Roman"/>
                 <w:b/>
-                <w:sz w:val="16"/>
               </w:rPr>
             </w:pPr>
           </w:p>
         </w:tc>
       </w:tr>
       <w:tr>
-        <w:trPr>
-          <w:trHeight w:val="159"/>
-        </w:trPr>
         <w:tc>
           <w:tcPr>
             <w:tcW w:w="13892" w:type="dxa"/>
@@ -884,14 +770,12 @@
               <w:rPr>
                 <w:rFonts w:ascii="Times New Roman" w:hAnsi="Times New Roman"/>
                 <w:b/>
-                <w:sz w:val="16"/>
               </w:rPr>
             </w:pPr>
             <w:r>
               <w:rPr>
                 <w:rFonts w:ascii="Times New Roman" w:hAnsi="Times New Roman"/>
                 <w:b/>
-                <w:sz w:val="16"/>
               </w:rPr>
               <w:t>Remarks:</w:t>
             </w:r>
@@ -915,20 +799,24 @@
               <w:rPr>
                 <w:rFonts w:ascii="Times New Roman" w:hAnsi="Times New Roman"/>
                 <w:b/>
-                <w:sz w:val="16"/>
-              </w:rPr>
-            </w:pPr>
-          </w:p>
-          <w:p>
-            <w:pPr>
-              <w:rPr>
-                <w:rFonts w:ascii="Times New Roman" w:hAnsi="Times New Roman"/>
-                <w:b/>
-                <w:sz w:val="16"/>
-              </w:rPr>
-            </w:pPr>
-            <w:bookmarkStart w:id="0" w:name="_GoBack"/>
-            <w:bookmarkEnd w:id="0"/>
+              </w:rPr>
+            </w:pPr>
+          </w:p>
+          <w:p>
+            <w:pPr>
+              <w:rPr>
+                <w:rFonts w:ascii="Times New Roman" w:hAnsi="Times New Roman"/>
+                <w:b/>
+              </w:rPr>
+            </w:pPr>
+          </w:p>
+          <w:p>
+            <w:pPr>
+              <w:rPr>
+                <w:rFonts w:ascii="Times New Roman" w:hAnsi="Times New Roman"/>
+                <w:b/>
+              </w:rPr>
+            </w:pPr>
           </w:p>
         </w:tc>
       </w:tr>
@@ -988,13 +876,11 @@
               <w:ind w:left="360"/>
               <w:rPr>
                 <w:rFonts w:ascii="Times New Roman" w:hAnsi="Times New Roman"/>
-                <w:sz w:val="18"/>
               </w:rPr>
             </w:pPr>
             <w:r>
               <w:rPr>
                 <w:rFonts w:ascii="Times New Roman" w:hAnsi="Times New Roman"/>
-                <w:sz w:val="18"/>
               </w:rPr>
               <w:br w:type="page"/>
             </w:r>
@@ -1002,7 +888,6 @@
               <w:rPr>
                 <w:rFonts w:ascii="Times New Roman" w:hAnsi="Times New Roman"/>
                 <w:b/>
-                <w:sz w:val="18"/>
               </w:rPr>
               <w:t>Executed by</w:t>
             </w:r>
@@ -1025,7 +910,6 @@
               <w:ind w:left="360"/>
               <w:rPr>
                 <w:rFonts w:ascii="Times New Roman" w:hAnsi="Times New Roman"/>
-                <w:sz w:val="18"/>
               </w:rPr>
             </w:pPr>
           </w:p>
@@ -1047,7 +931,6 @@
               <w:ind w:left="360"/>
               <w:rPr>
                 <w:rFonts w:ascii="Times New Roman" w:hAnsi="Times New Roman"/>
-                <w:sz w:val="18"/>
               </w:rPr>
             </w:pPr>
           </w:p>
@@ -1069,7 +952,6 @@
               <w:ind w:left="360"/>
               <w:rPr>
                 <w:rFonts w:ascii="Times New Roman" w:hAnsi="Times New Roman"/>
-                <w:sz w:val="18"/>
               </w:rPr>
             </w:pPr>
           </w:p>
@@ -1091,7 +973,6 @@
               <w:ind w:left="360"/>
               <w:rPr>
                 <w:rFonts w:ascii="Times New Roman" w:hAnsi="Times New Roman"/>
-                <w:sz w:val="18"/>
               </w:rPr>
             </w:pPr>
           </w:p>
@@ -1120,7 +1001,6 @@
               <w:ind w:left="360"/>
               <w:rPr>
                 <w:rFonts w:ascii="Times New Roman" w:hAnsi="Times New Roman"/>
-                <w:sz w:val="18"/>
               </w:rPr>
             </w:pPr>
           </w:p>
@@ -1145,14 +1025,12 @@
               <w:rPr>
                 <w:rFonts w:ascii="Times New Roman" w:hAnsi="Times New Roman"/>
                 <w:b/>
-                <w:sz w:val="18"/>
               </w:rPr>
             </w:pPr>
             <w:r>
               <w:rPr>
                 <w:rFonts w:ascii="Times New Roman" w:hAnsi="Times New Roman"/>
                 <w:b/>
-                <w:sz w:val="18"/>
               </w:rPr>
               <w:t>Name</w:t>
             </w:r>
@@ -1178,14 +1056,12 @@
               <w:rPr>
                 <w:rFonts w:ascii="Times New Roman" w:hAnsi="Times New Roman"/>
                 <w:b/>
-                <w:sz w:val="18"/>
               </w:rPr>
             </w:pPr>
             <w:r>
               <w:rPr>
                 <w:rFonts w:ascii="Times New Roman" w:hAnsi="Times New Roman"/>
                 <w:b/>
-                <w:sz w:val="18"/>
               </w:rPr>
               <w:t>Title, Department</w:t>
             </w:r>
@@ -1211,14 +1087,12 @@
               <w:rPr>
                 <w:rFonts w:ascii="Times New Roman" w:hAnsi="Times New Roman"/>
                 <w:b/>
-                <w:sz w:val="18"/>
               </w:rPr>
             </w:pPr>
             <w:r>
               <w:rPr>
                 <w:rFonts w:ascii="Times New Roman" w:hAnsi="Times New Roman"/>
                 <w:b/>
-                <w:sz w:val="18"/>
               </w:rPr>
               <w:t>Signature</w:t>
             </w:r>
@@ -1244,14 +1118,12 @@
               <w:rPr>
                 <w:rFonts w:ascii="Times New Roman" w:hAnsi="Times New Roman"/>
                 <w:b/>
-                <w:sz w:val="18"/>
               </w:rPr>
             </w:pPr>
             <w:r>
               <w:rPr>
                 <w:rFonts w:ascii="Times New Roman" w:hAnsi="Times New Roman"/>
                 <w:b/>
-                <w:sz w:val="18"/>
               </w:rPr>
               <w:t>Date</w:t>
             </w:r>
@@ -1311,14 +1183,12 @@
               <w:ind w:left="360"/>
               <w:rPr>
                 <w:rFonts w:ascii="Times New Roman" w:hAnsi="Times New Roman"/>
-                <w:sz w:val="18"/>
               </w:rPr>
             </w:pPr>
             <w:r>
               <w:rPr>
                 <w:rFonts w:ascii="Times New Roman" w:hAnsi="Times New Roman"/>
                 <w:b/>
-                <w:sz w:val="18"/>
               </w:rPr>
               <w:br/>
               <w:t>Reviewed By</w:t>
@@ -1341,7 +1211,6 @@
               <w:ind w:left="360"/>
               <w:rPr>
                 <w:rFonts w:ascii="Times New Roman" w:hAnsi="Times New Roman"/>
-                <w:sz w:val="18"/>
               </w:rPr>
             </w:pPr>
           </w:p>
@@ -1362,7 +1231,6 @@
               <w:ind w:left="360"/>
               <w:rPr>
                 <w:rFonts w:ascii="Times New Roman" w:hAnsi="Times New Roman"/>
-                <w:sz w:val="18"/>
               </w:rPr>
             </w:pPr>
           </w:p>
@@ -1383,7 +1251,6 @@
               <w:ind w:left="360"/>
               <w:rPr>
                 <w:rFonts w:ascii="Times New Roman" w:hAnsi="Times New Roman"/>
-                <w:sz w:val="18"/>
               </w:rPr>
             </w:pPr>
           </w:p>
@@ -1404,7 +1271,6 @@
               <w:ind w:left="360"/>
               <w:rPr>
                 <w:rFonts w:ascii="Times New Roman" w:hAnsi="Times New Roman"/>
-                <w:sz w:val="18"/>
               </w:rPr>
             </w:pPr>
           </w:p>
@@ -1433,7 +1299,6 @@
               <w:ind w:left="360"/>
               <w:rPr>
                 <w:rFonts w:ascii="Times New Roman" w:hAnsi="Times New Roman"/>
-                <w:sz w:val="18"/>
               </w:rPr>
             </w:pPr>
           </w:p>
@@ -1457,14 +1322,12 @@
               <w:rPr>
                 <w:rFonts w:ascii="Times New Roman" w:hAnsi="Times New Roman"/>
                 <w:b/>
-                <w:sz w:val="18"/>
               </w:rPr>
             </w:pPr>
             <w:r>
               <w:rPr>
                 <w:rFonts w:ascii="Times New Roman" w:hAnsi="Times New Roman"/>
                 <w:b/>
-                <w:sz w:val="18"/>
               </w:rPr>
               <w:t>Name</w:t>
             </w:r>
@@ -1489,14 +1352,12 @@
               <w:rPr>
                 <w:rFonts w:ascii="Times New Roman" w:hAnsi="Times New Roman"/>
                 <w:b/>
-                <w:sz w:val="18"/>
               </w:rPr>
             </w:pPr>
             <w:r>
               <w:rPr>
                 <w:rFonts w:ascii="Times New Roman" w:hAnsi="Times New Roman"/>
                 <w:b/>
-                <w:sz w:val="18"/>
               </w:rPr>
               <w:t>Title, Department</w:t>
             </w:r>
@@ -1521,14 +1382,12 @@
               <w:rPr>
                 <w:rFonts w:ascii="Times New Roman" w:hAnsi="Times New Roman"/>
                 <w:b/>
-                <w:sz w:val="18"/>
               </w:rPr>
             </w:pPr>
             <w:r>
               <w:rPr>
                 <w:rFonts w:ascii="Times New Roman" w:hAnsi="Times New Roman"/>
                 <w:b/>
-                <w:sz w:val="18"/>
               </w:rPr>
               <w:t>Signature</w:t>
             </w:r>
@@ -1553,14 +1412,12 @@
               <w:rPr>
                 <w:rFonts w:ascii="Times New Roman" w:hAnsi="Times New Roman"/>
                 <w:b/>
-                <w:sz w:val="18"/>
               </w:rPr>
             </w:pPr>
             <w:r>
               <w:rPr>
                 <w:rFonts w:ascii="Times New Roman" w:hAnsi="Times New Roman"/>
                 <w:b/>
-                <w:sz w:val="18"/>
               </w:rPr>
               <w:t>Date</w:t>
             </w:r>
@@ -1619,14 +1476,12 @@
               <w:ind w:left="360"/>
               <w:rPr>
                 <w:rFonts w:ascii="Times New Roman" w:hAnsi="Times New Roman"/>
-                <w:sz w:val="18"/>
               </w:rPr>
             </w:pPr>
             <w:r>
               <w:rPr>
                 <w:rFonts w:ascii="Times New Roman" w:hAnsi="Times New Roman"/>
                 <w:b/>
-                <w:sz w:val="18"/>
               </w:rPr>
               <w:br/>
               <w:t>Reviewed By</w:t>
@@ -1649,7 +1504,6 @@
               <w:ind w:left="360"/>
               <w:rPr>
                 <w:rFonts w:ascii="Times New Roman" w:hAnsi="Times New Roman"/>
-                <w:sz w:val="18"/>
               </w:rPr>
             </w:pPr>
           </w:p>
@@ -1670,7 +1524,6 @@
               <w:ind w:left="360"/>
               <w:rPr>
                 <w:rFonts w:ascii="Times New Roman" w:hAnsi="Times New Roman"/>
-                <w:sz w:val="18"/>
               </w:rPr>
             </w:pPr>
           </w:p>
@@ -1691,7 +1544,6 @@
               <w:ind w:left="360"/>
               <w:rPr>
                 <w:rFonts w:ascii="Times New Roman" w:hAnsi="Times New Roman"/>
-                <w:sz w:val="18"/>
               </w:rPr>
             </w:pPr>
           </w:p>
@@ -1712,7 +1564,6 @@
               <w:ind w:left="360"/>
               <w:rPr>
                 <w:rFonts w:ascii="Times New Roman" w:hAnsi="Times New Roman"/>
-                <w:sz w:val="18"/>
               </w:rPr>
             </w:pPr>
           </w:p>
@@ -1741,7 +1592,6 @@
               <w:ind w:left="360"/>
               <w:rPr>
                 <w:rFonts w:ascii="Times New Roman" w:hAnsi="Times New Roman"/>
-                <w:sz w:val="18"/>
               </w:rPr>
             </w:pPr>
           </w:p>
@@ -1765,14 +1615,12 @@
               <w:rPr>
                 <w:rFonts w:ascii="Times New Roman" w:hAnsi="Times New Roman"/>
                 <w:b/>
-                <w:sz w:val="18"/>
               </w:rPr>
             </w:pPr>
             <w:r>
               <w:rPr>
                 <w:rFonts w:ascii="Times New Roman" w:hAnsi="Times New Roman"/>
                 <w:b/>
-                <w:sz w:val="18"/>
               </w:rPr>
               <w:t>Name</w:t>
             </w:r>
@@ -1797,14 +1645,12 @@
               <w:rPr>
                 <w:rFonts w:ascii="Times New Roman" w:hAnsi="Times New Roman"/>
                 <w:b/>
-                <w:sz w:val="18"/>
               </w:rPr>
             </w:pPr>
             <w:r>
               <w:rPr>
                 <w:rFonts w:ascii="Times New Roman" w:hAnsi="Times New Roman"/>
                 <w:b/>
-                <w:sz w:val="18"/>
               </w:rPr>
               <w:t>Title, Department</w:t>
             </w:r>
@@ -1829,14 +1675,12 @@
               <w:rPr>
                 <w:rFonts w:ascii="Times New Roman" w:hAnsi="Times New Roman"/>
                 <w:b/>
-                <w:sz w:val="18"/>
               </w:rPr>
             </w:pPr>
             <w:r>
               <w:rPr>
                 <w:rFonts w:ascii="Times New Roman" w:hAnsi="Times New Roman"/>
                 <w:b/>
-                <w:sz w:val="18"/>
               </w:rPr>
               <w:t>Signature</w:t>
             </w:r>
@@ -1861,322 +1705,12 @@
               <w:rPr>
                 <w:rFonts w:ascii="Times New Roman" w:hAnsi="Times New Roman"/>
                 <w:b/>
-                <w:sz w:val="18"/>
               </w:rPr>
             </w:pPr>
             <w:r>
               <w:rPr>
                 <w:rFonts w:ascii="Times New Roman" w:hAnsi="Times New Roman"/>
                 <w:b/>
-                <w:sz w:val="18"/>
-              </w:rPr>
-              <w:t>Date</w:t>
-            </w:r>
-          </w:p>
-        </w:tc>
-      </w:tr>
-    </w:tbl>
-    <w:p>
-      <w:pPr>
-        <w:rPr>
-          <w:rFonts w:ascii="Times New Roman" w:hAnsi="Times New Roman"/>
-        </w:rPr>
-      </w:pPr>
-    </w:p>
-    <w:tbl>
-      <w:tblPr>
-        <w:tblW w:w="5370" w:type="pct"/>
-        <w:tblInd w:w="-5" w:type="dxa"/>
-        <w:tblBorders>
-          <w:top w:val="single" w:sz="4" w:space="0" w:color="auto"/>
-          <w:left w:val="single" w:sz="4" w:space="0" w:color="auto"/>
-          <w:bottom w:val="single" w:sz="4" w:space="0" w:color="auto"/>
-          <w:right w:val="single" w:sz="4" w:space="0" w:color="auto"/>
-          <w:insideH w:val="single" w:sz="4" w:space="0" w:color="auto"/>
-          <w:insideV w:val="single" w:sz="4" w:space="0" w:color="auto"/>
-        </w:tblBorders>
-        <w:tblLook w:val="01E0" w:firstRow="1" w:lastRow="1" w:firstColumn="1" w:lastColumn="1" w:noHBand="0" w:noVBand="0"/>
-      </w:tblPr>
-      <w:tblGrid>
-        <w:gridCol w:w="2456"/>
-        <w:gridCol w:w="2932"/>
-        <w:gridCol w:w="3177"/>
-        <w:gridCol w:w="2876"/>
-        <w:gridCol w:w="2467"/>
-      </w:tblGrid>
-      <w:tr>
-        <w:trPr>
-          <w:trHeight w:val="390"/>
-        </w:trPr>
-        <w:tc>
-          <w:tcPr>
-            <w:tcW w:w="883" w:type="pct"/>
-            <w:vMerge w:val="restart"/>
-            <w:tcBorders>
-              <w:top w:val="single" w:sz="4" w:space="0" w:color="auto"/>
-              <w:left w:val="single" w:sz="4" w:space="0" w:color="auto"/>
-              <w:bottom w:val="single" w:sz="4" w:space="0" w:color="auto"/>
-              <w:right w:val="single" w:sz="4" w:space="0" w:color="auto"/>
-            </w:tcBorders>
-            <w:shd w:val="clear" w:color="auto" w:fill="D9D9D9"/>
-            <w:hideMark/>
-          </w:tcPr>
-          <w:p>
-            <w:pPr>
-              <w:spacing w:before="60" w:after="60"/>
-              <w:ind w:left="360"/>
-              <w:rPr>
-                <w:rFonts w:ascii="Times New Roman" w:hAnsi="Times New Roman"/>
-                <w:sz w:val="18"/>
-              </w:rPr>
-            </w:pPr>
-            <w:r>
-              <w:rPr>
-                <w:rFonts w:ascii="Times New Roman" w:hAnsi="Times New Roman"/>
-                <w:b/>
-                <w:sz w:val="18"/>
-              </w:rPr>
-              <w:br/>
-              <w:t>Reviewed By</w:t>
-            </w:r>
-          </w:p>
-        </w:tc>
-        <w:tc>
-          <w:tcPr>
-            <w:tcW w:w="1054" w:type="pct"/>
-            <w:tcBorders>
-              <w:top w:val="single" w:sz="4" w:space="0" w:color="auto"/>
-              <w:left w:val="single" w:sz="4" w:space="0" w:color="auto"/>
-              <w:bottom w:val="single" w:sz="4" w:space="0" w:color="auto"/>
-              <w:right w:val="single" w:sz="4" w:space="0" w:color="auto"/>
-            </w:tcBorders>
-          </w:tcPr>
-          <w:p>
-            <w:pPr>
-              <w:spacing w:before="60" w:after="60"/>
-              <w:ind w:left="360"/>
-              <w:rPr>
-                <w:rFonts w:ascii="Times New Roman" w:hAnsi="Times New Roman"/>
-                <w:sz w:val="18"/>
-              </w:rPr>
-            </w:pPr>
-          </w:p>
-        </w:tc>
-        <w:tc>
-          <w:tcPr>
-            <w:tcW w:w="1142" w:type="pct"/>
-            <w:tcBorders>
-              <w:top w:val="single" w:sz="4" w:space="0" w:color="auto"/>
-              <w:left w:val="single" w:sz="4" w:space="0" w:color="auto"/>
-              <w:bottom w:val="single" w:sz="4" w:space="0" w:color="auto"/>
-              <w:right w:val="single" w:sz="4" w:space="0" w:color="auto"/>
-            </w:tcBorders>
-          </w:tcPr>
-          <w:p>
-            <w:pPr>
-              <w:spacing w:before="60" w:after="60"/>
-              <w:ind w:left="360"/>
-              <w:rPr>
-                <w:rFonts w:ascii="Times New Roman" w:hAnsi="Times New Roman"/>
-                <w:sz w:val="18"/>
-              </w:rPr>
-            </w:pPr>
-          </w:p>
-        </w:tc>
-        <w:tc>
-          <w:tcPr>
-            <w:tcW w:w="1034" w:type="pct"/>
-            <w:tcBorders>
-              <w:top w:val="single" w:sz="4" w:space="0" w:color="auto"/>
-              <w:left w:val="single" w:sz="4" w:space="0" w:color="auto"/>
-              <w:bottom w:val="single" w:sz="4" w:space="0" w:color="auto"/>
-              <w:right w:val="single" w:sz="4" w:space="0" w:color="auto"/>
-            </w:tcBorders>
-          </w:tcPr>
-          <w:p>
-            <w:pPr>
-              <w:spacing w:before="60" w:after="60"/>
-              <w:ind w:left="360"/>
-              <w:rPr>
-                <w:rFonts w:ascii="Times New Roman" w:hAnsi="Times New Roman"/>
-                <w:sz w:val="18"/>
-              </w:rPr>
-            </w:pPr>
-          </w:p>
-        </w:tc>
-        <w:tc>
-          <w:tcPr>
-            <w:tcW w:w="887" w:type="pct"/>
-            <w:tcBorders>
-              <w:top w:val="single" w:sz="4" w:space="0" w:color="auto"/>
-              <w:left w:val="single" w:sz="4" w:space="0" w:color="auto"/>
-              <w:bottom w:val="single" w:sz="4" w:space="0" w:color="auto"/>
-              <w:right w:val="single" w:sz="4" w:space="0" w:color="auto"/>
-            </w:tcBorders>
-          </w:tcPr>
-          <w:p>
-            <w:pPr>
-              <w:spacing w:before="60" w:after="60"/>
-              <w:ind w:left="360"/>
-              <w:rPr>
-                <w:rFonts w:ascii="Times New Roman" w:hAnsi="Times New Roman"/>
-                <w:sz w:val="18"/>
-              </w:rPr>
-            </w:pPr>
-          </w:p>
-        </w:tc>
-      </w:tr>
-      <w:tr>
-        <w:trPr>
-          <w:trHeight w:val="144"/>
-        </w:trPr>
-        <w:tc>
-          <w:tcPr>
-            <w:tcW w:w="883" w:type="pct"/>
-            <w:vMerge/>
-            <w:tcBorders>
-              <w:top w:val="single" w:sz="4" w:space="0" w:color="auto"/>
-              <w:left w:val="single" w:sz="4" w:space="0" w:color="auto"/>
-              <w:bottom w:val="single" w:sz="4" w:space="0" w:color="auto"/>
-              <w:right w:val="single" w:sz="4" w:space="0" w:color="auto"/>
-            </w:tcBorders>
-            <w:vAlign w:val="center"/>
-            <w:hideMark/>
-          </w:tcPr>
-          <w:p>
-            <w:pPr>
-              <w:spacing w:after="0"/>
-              <w:ind w:left="360"/>
-              <w:rPr>
-                <w:rFonts w:ascii="Times New Roman" w:hAnsi="Times New Roman"/>
-                <w:sz w:val="18"/>
-              </w:rPr>
-            </w:pPr>
-          </w:p>
-        </w:tc>
-        <w:tc>
-          <w:tcPr>
-            <w:tcW w:w="1054" w:type="pct"/>
-            <w:tcBorders>
-              <w:top w:val="single" w:sz="4" w:space="0" w:color="auto"/>
-              <w:left w:val="single" w:sz="4" w:space="0" w:color="auto"/>
-              <w:bottom w:val="single" w:sz="4" w:space="0" w:color="auto"/>
-              <w:right w:val="single" w:sz="4" w:space="0" w:color="auto"/>
-            </w:tcBorders>
-            <w:shd w:val="clear" w:color="auto" w:fill="D9D9D9"/>
-            <w:hideMark/>
-          </w:tcPr>
-          <w:p>
-            <w:pPr>
-              <w:spacing w:before="60" w:after="60"/>
-              <w:ind w:left="360"/>
-              <w:rPr>
-                <w:rFonts w:ascii="Times New Roman" w:hAnsi="Times New Roman"/>
-                <w:b/>
-                <w:sz w:val="18"/>
-              </w:rPr>
-            </w:pPr>
-            <w:r>
-              <w:rPr>
-                <w:rFonts w:ascii="Times New Roman" w:hAnsi="Times New Roman"/>
-                <w:b/>
-                <w:sz w:val="18"/>
-              </w:rPr>
-              <w:t>Name</w:t>
-            </w:r>
-          </w:p>
-        </w:tc>
-        <w:tc>
-          <w:tcPr>
-            <w:tcW w:w="1142" w:type="pct"/>
-            <w:tcBorders>
-              <w:top w:val="single" w:sz="4" w:space="0" w:color="auto"/>
-              <w:left w:val="single" w:sz="4" w:space="0" w:color="auto"/>
-              <w:bottom w:val="single" w:sz="4" w:space="0" w:color="auto"/>
-              <w:right w:val="single" w:sz="4" w:space="0" w:color="auto"/>
-            </w:tcBorders>
-            <w:shd w:val="clear" w:color="auto" w:fill="D9D9D9"/>
-            <w:hideMark/>
-          </w:tcPr>
-          <w:p>
-            <w:pPr>
-              <w:spacing w:before="60" w:after="60"/>
-              <w:ind w:left="360"/>
-              <w:rPr>
-                <w:rFonts w:ascii="Times New Roman" w:hAnsi="Times New Roman"/>
-                <w:b/>
-                <w:sz w:val="18"/>
-              </w:rPr>
-            </w:pPr>
-            <w:r>
-              <w:rPr>
-                <w:rFonts w:ascii="Times New Roman" w:hAnsi="Times New Roman"/>
-                <w:b/>
-                <w:sz w:val="18"/>
-              </w:rPr>
-              <w:t>Title, Department</w:t>
-            </w:r>
-          </w:p>
-        </w:tc>
-        <w:tc>
-          <w:tcPr>
-            <w:tcW w:w="1034" w:type="pct"/>
-            <w:tcBorders>
-              <w:top w:val="single" w:sz="4" w:space="0" w:color="auto"/>
-              <w:left w:val="single" w:sz="4" w:space="0" w:color="auto"/>
-              <w:bottom w:val="single" w:sz="4" w:space="0" w:color="auto"/>
-              <w:right w:val="single" w:sz="4" w:space="0" w:color="auto"/>
-            </w:tcBorders>
-            <w:shd w:val="clear" w:color="auto" w:fill="D9D9D9"/>
-            <w:hideMark/>
-          </w:tcPr>
-          <w:p>
-            <w:pPr>
-              <w:spacing w:before="60" w:after="60"/>
-              <w:ind w:left="360"/>
-              <w:rPr>
-                <w:rFonts w:ascii="Times New Roman" w:hAnsi="Times New Roman"/>
-                <w:b/>
-                <w:sz w:val="18"/>
-              </w:rPr>
-            </w:pPr>
-            <w:r>
-              <w:rPr>
-                <w:rFonts w:ascii="Times New Roman" w:hAnsi="Times New Roman"/>
-                <w:b/>
-                <w:sz w:val="18"/>
-              </w:rPr>
-              <w:t>Signature</w:t>
-            </w:r>
-          </w:p>
-        </w:tc>
-        <w:tc>
-          <w:tcPr>
-            <w:tcW w:w="887" w:type="pct"/>
-            <w:tcBorders>
-              <w:top w:val="single" w:sz="4" w:space="0" w:color="auto"/>
-              <w:left w:val="single" w:sz="4" w:space="0" w:color="auto"/>
-              <w:bottom w:val="single" w:sz="4" w:space="0" w:color="auto"/>
-              <w:right w:val="single" w:sz="4" w:space="0" w:color="auto"/>
-            </w:tcBorders>
-            <w:shd w:val="clear" w:color="auto" w:fill="D9D9D9"/>
-            <w:hideMark/>
-          </w:tcPr>
-          <w:p>
-            <w:pPr>
-              <w:spacing w:before="60" w:after="60"/>
-              <w:ind w:left="360"/>
-              <w:rPr>
-                <w:rFonts w:ascii="Times New Roman" w:hAnsi="Times New Roman"/>
-                <w:b/>
-                <w:sz w:val="18"/>
-              </w:rPr>
-            </w:pPr>
-            <w:r>
-              <w:rPr>
-                <w:rFonts w:ascii="Times New Roman" w:hAnsi="Times New Roman"/>
-                <w:b/>
-                <w:sz w:val="18"/>
               </w:rPr>
               <w:t>Date</w:t>
             </w:r>
@@ -2235,14 +1769,12 @@
               <w:ind w:left="360"/>
               <w:rPr>
                 <w:rFonts w:ascii="Times New Roman" w:hAnsi="Times New Roman"/>
-                <w:sz w:val="18"/>
               </w:rPr>
             </w:pPr>
             <w:r>
               <w:rPr>
                 <w:rFonts w:ascii="Times New Roman" w:hAnsi="Times New Roman"/>
                 <w:b/>
-                <w:sz w:val="18"/>
               </w:rPr>
               <w:br/>
               <w:t>Approved By</w:t>
@@ -2265,7 +1797,6 @@
               <w:ind w:left="360"/>
               <w:rPr>
                 <w:rFonts w:ascii="Times New Roman" w:hAnsi="Times New Roman"/>
-                <w:sz w:val="18"/>
               </w:rPr>
             </w:pPr>
           </w:p>
@@ -2286,7 +1817,6 @@
               <w:ind w:left="360"/>
               <w:rPr>
                 <w:rFonts w:ascii="Times New Roman" w:hAnsi="Times New Roman"/>
-                <w:sz w:val="18"/>
               </w:rPr>
             </w:pPr>
           </w:p>
@@ -2307,7 +1837,6 @@
               <w:ind w:left="360"/>
               <w:rPr>
                 <w:rFonts w:ascii="Times New Roman" w:hAnsi="Times New Roman"/>
-                <w:sz w:val="18"/>
               </w:rPr>
             </w:pPr>
           </w:p>
@@ -2328,7 +1857,6 @@
               <w:ind w:left="360"/>
               <w:rPr>
                 <w:rFonts w:ascii="Times New Roman" w:hAnsi="Times New Roman"/>
-                <w:sz w:val="18"/>
               </w:rPr>
             </w:pPr>
           </w:p>
@@ -2357,7 +1885,6 @@
               <w:ind w:left="360"/>
               <w:rPr>
                 <w:rFonts w:ascii="Times New Roman" w:hAnsi="Times New Roman"/>
-                <w:sz w:val="18"/>
               </w:rPr>
             </w:pPr>
           </w:p>
@@ -2381,14 +1908,12 @@
               <w:rPr>
                 <w:rFonts w:ascii="Times New Roman" w:hAnsi="Times New Roman"/>
                 <w:b/>
-                <w:sz w:val="18"/>
               </w:rPr>
             </w:pPr>
             <w:r>
               <w:rPr>
                 <w:rFonts w:ascii="Times New Roman" w:hAnsi="Times New Roman"/>
                 <w:b/>
-                <w:sz w:val="18"/>
               </w:rPr>
               <w:t>Name</w:t>
             </w:r>
@@ -2413,14 +1938,12 @@
               <w:rPr>
                 <w:rFonts w:ascii="Times New Roman" w:hAnsi="Times New Roman"/>
                 <w:b/>
-                <w:sz w:val="18"/>
               </w:rPr>
             </w:pPr>
             <w:r>
               <w:rPr>
                 <w:rFonts w:ascii="Times New Roman" w:hAnsi="Times New Roman"/>
                 <w:b/>
-                <w:sz w:val="18"/>
               </w:rPr>
               <w:t>Title, Department</w:t>
             </w:r>
@@ -2445,14 +1968,12 @@
               <w:rPr>
                 <w:rFonts w:ascii="Times New Roman" w:hAnsi="Times New Roman"/>
                 <w:b/>
-                <w:sz w:val="18"/>
               </w:rPr>
             </w:pPr>
             <w:r>
               <w:rPr>
                 <w:rFonts w:ascii="Times New Roman" w:hAnsi="Times New Roman"/>
                 <w:b/>
-                <w:sz w:val="18"/>
               </w:rPr>
               <w:t>Signature</w:t>
             </w:r>
@@ -2477,14 +1998,12 @@
               <w:rPr>
                 <w:rFonts w:ascii="Times New Roman" w:hAnsi="Times New Roman"/>
                 <w:b/>
-                <w:sz w:val="18"/>
               </w:rPr>
             </w:pPr>
             <w:r>
               <w:rPr>
                 <w:rFonts w:ascii="Times New Roman" w:hAnsi="Times New Roman"/>
                 <w:b/>
-                <w:sz w:val="18"/>
               </w:rPr>
               <w:t>Date</w:t>
             </w:r>
@@ -2494,8 +2013,12 @@
     </w:tbl>
     <w:p/>
     <w:sectPr>
-      <w:headerReference w:type="default" r:id="rId6"/>
-      <w:footerReference w:type="default" r:id="rId7"/>
+      <w:headerReference w:type="even" r:id="rId6"/>
+      <w:headerReference w:type="default" r:id="rId7"/>
+      <w:footerReference w:type="even" r:id="rId8"/>
+      <w:footerReference w:type="default" r:id="rId9"/>
+      <w:headerReference w:type="first" r:id="rId10"/>
+      <w:footerReference w:type="first" r:id="rId11"/>
       <w:pgSz w:w="15840" w:h="12240" w:orient="landscape"/>
       <w:pgMar w:top="1440" w:right="1440" w:bottom="1440" w:left="1440" w:header="720" w:footer="720" w:gutter="0"/>
       <w:cols w:space="720"/>
@@ -2506,7 +2029,7 @@
 </file>
 
 <file path=word/endnotes.xml><?xml version="1.0" encoding="utf-8"?>
-<w:endnotes xmlns:wpc="http://schemas.microsoft.com/office/word/2010/wordprocessingCanvas" xmlns:cx="http://schemas.microsoft.com/office/drawing/2014/chartex" xmlns:cx1="http://schemas.microsoft.com/office/drawing/2015/9/8/chartex" xmlns:cx2="http://schemas.microsoft.com/office/drawing/2015/10/21/chartex" xmlns:cx3="http://schemas.microsoft.com/office/drawing/2016/5/9/chartex" xmlns:cx4="http://schemas.microsoft.com/office/drawing/2016/5/10/chartex" xmlns:cx5="http://schemas.microsoft.com/office/drawing/2016/5/11/chartex" xmlns:cx6="http://schemas.microsoft.com/office/drawing/2016/5/12/chartex" xmlns:cx7="http://schemas.microsoft.com/office/drawing/2016/5/13/chartex" xmlns:cx8="http://schemas.microsoft.com/office/drawing/2016/5/14/chartex" xmlns:mc="http://schemas.openxmlformats.org/markup-compatibility/2006" xmlns:aink="http://schemas.microsoft.com/office/drawing/2016/ink" xmlns:am3d="http://schemas.microsoft.com/office/drawing/2017/model3d" xmlns:o="urn:schemas-microsoft-com:office:office" xmlns:r="http://schemas.openxmlformats.org/officeDocument/2006/relationships" xmlns:m="http://schemas.openxmlformats.org/officeDocument/2006/math" xmlns:v="urn:schemas-microsoft-com:vml" xmlns:wp14="http://schemas.microsoft.com/office/word/2010/wordprocessingDrawing" xmlns:wp="http://schemas.openxmlformats.org/drawingml/2006/wordprocessingDrawing" xmlns:w10="urn:schemas-microsoft-com:office:word" xmlns:w="http://schemas.openxmlformats.org/wordprocessingml/2006/main" xmlns:w14="http://schemas.microsoft.com/office/word/2010/wordml" xmlns:w15="http://schemas.microsoft.com/office/word/2012/wordml" xmlns:w16cid="http://schemas.microsoft.com/office/word/2016/wordml/cid" xmlns:w16se="http://schemas.microsoft.com/office/word/2015/wordml/symex" xmlns:wpg="http://schemas.microsoft.com/office/word/2010/wordprocessingGroup" xmlns:wpi="http://schemas.microsoft.com/office/word/2010/wordprocessingInk" xmlns:wne="http://schemas.microsoft.com/office/word/2006/wordml" xmlns:wps="http://schemas.microsoft.com/office/word/2010/wordprocessingShape" mc:Ignorable="w14 w15 w16se w16cid wp14">
+<w:endnotes xmlns:wpc="http://schemas.microsoft.com/office/word/2010/wordprocessingCanvas" xmlns:cx="http://schemas.microsoft.com/office/drawing/2014/chartex" xmlns:cx1="http://schemas.microsoft.com/office/drawing/2015/9/8/chartex" xmlns:cx2="http://schemas.microsoft.com/office/drawing/2015/10/21/chartex" xmlns:cx3="http://schemas.microsoft.com/office/drawing/2016/5/9/chartex" xmlns:cx4="http://schemas.microsoft.com/office/drawing/2016/5/10/chartex" xmlns:cx5="http://schemas.microsoft.com/office/drawing/2016/5/11/chartex" xmlns:cx6="http://schemas.microsoft.com/office/drawing/2016/5/12/chartex" xmlns:cx7="http://schemas.microsoft.com/office/drawing/2016/5/13/chartex" xmlns:cx8="http://schemas.microsoft.com/office/drawing/2016/5/14/chartex" xmlns:mc="http://schemas.openxmlformats.org/markup-compatibility/2006" xmlns:aink="http://schemas.microsoft.com/office/drawing/2016/ink" xmlns:am3d="http://schemas.microsoft.com/office/drawing/2017/model3d" xmlns:o="urn:schemas-microsoft-com:office:office" xmlns:oel="http://schemas.microsoft.com/office/2019/extlst" xmlns:r="http://schemas.openxmlformats.org/officeDocument/2006/relationships" xmlns:m="http://schemas.openxmlformats.org/officeDocument/2006/math" xmlns:v="urn:schemas-microsoft-com:vml" xmlns:wp14="http://schemas.microsoft.com/office/word/2010/wordprocessingDrawing" xmlns:wp="http://schemas.openxmlformats.org/drawingml/2006/wordprocessingDrawing" xmlns:w10="urn:schemas-microsoft-com:office:word" xmlns:w="http://schemas.openxmlformats.org/wordprocessingml/2006/main" xmlns:w14="http://schemas.microsoft.com/office/word/2010/wordml" xmlns:w15="http://schemas.microsoft.com/office/word/2012/wordml" xmlns:w16cex="http://schemas.microsoft.com/office/word/2018/wordml/cex" xmlns:w16cid="http://schemas.microsoft.com/office/word/2016/wordml/cid" xmlns:w16="http://schemas.microsoft.com/office/word/2018/wordml" xmlns:w16du="http://schemas.microsoft.com/office/word/2023/wordml/word16du" xmlns:w16sdtdh="http://schemas.microsoft.com/office/word/2020/wordml/sdtdatahash" xmlns:w16sdtfl="http://schemas.microsoft.com/office/word/2024/wordml/sdtformatlock" xmlns:w16se="http://schemas.microsoft.com/office/word/2015/wordml/symex" xmlns:wpg="http://schemas.microsoft.com/office/word/2010/wordprocessingGroup" xmlns:wpi="http://schemas.microsoft.com/office/word/2010/wordprocessingInk" xmlns:wne="http://schemas.microsoft.com/office/word/2006/wordml" xmlns:wps="http://schemas.microsoft.com/office/word/2010/wordprocessingShape" mc:Ignorable="w14 w15 w16se w16cid w16 w16cex w16sdtdh w16sdtfl w16du wp14">
   <w:endnote w:type="separator" w:id="-1">
     <w:p>
       <w:pPr>
@@ -2531,7 +2054,17 @@
 </file>
 
 <file path=word/footer1.xml><?xml version="1.0" encoding="utf-8"?>
-<w:ftr xmlns:wpc="http://schemas.microsoft.com/office/word/2010/wordprocessingCanvas" xmlns:cx="http://schemas.microsoft.com/office/drawing/2014/chartex" xmlns:cx1="http://schemas.microsoft.com/office/drawing/2015/9/8/chartex" xmlns:cx2="http://schemas.microsoft.com/office/drawing/2015/10/21/chartex" xmlns:cx3="http://schemas.microsoft.com/office/drawing/2016/5/9/chartex" xmlns:cx4="http://schemas.microsoft.com/office/drawing/2016/5/10/chartex" xmlns:cx5="http://schemas.microsoft.com/office/drawing/2016/5/11/chartex" xmlns:cx6="http://schemas.microsoft.com/office/drawing/2016/5/12/chartex" xmlns:cx7="http://schemas.microsoft.com/office/drawing/2016/5/13/chartex" xmlns:cx8="http://schemas.microsoft.com/office/drawing/2016/5/14/chartex" xmlns:mc="http://schemas.openxmlformats.org/markup-compatibility/2006" xmlns:aink="http://schemas.microsoft.com/office/drawing/2016/ink" xmlns:am3d="http://schemas.microsoft.com/office/drawing/2017/model3d" xmlns:o="urn:schemas-microsoft-com:office:office" xmlns:r="http://schemas.openxmlformats.org/officeDocument/2006/relationships" xmlns:m="http://schemas.openxmlformats.org/officeDocument/2006/math" xmlns:v="urn:schemas-microsoft-com:vml" xmlns:wp14="http://schemas.microsoft.com/office/word/2010/wordprocessingDrawing" xmlns:wp="http://schemas.openxmlformats.org/drawingml/2006/wordprocessingDrawing" xmlns:w10="urn:schemas-microsoft-com:office:word" xmlns:w="http://schemas.openxmlformats.org/wordprocessingml/2006/main" xmlns:w14="http://schemas.microsoft.com/office/word/2010/wordml" xmlns:w15="http://schemas.microsoft.com/office/word/2012/wordml" xmlns:w16cid="http://schemas.microsoft.com/office/word/2016/wordml/cid" xmlns:w16se="http://schemas.microsoft.com/office/word/2015/wordml/symex" xmlns:wpg="http://schemas.microsoft.com/office/word/2010/wordprocessingGroup" xmlns:wpi="http://schemas.microsoft.com/office/word/2010/wordprocessingInk" xmlns:wne="http://schemas.microsoft.com/office/word/2006/wordml" xmlns:wps="http://schemas.microsoft.com/office/word/2010/wordprocessingShape" mc:Ignorable="w14 w15 w16se w16cid wp14">
+<w:ftr xmlns:wpc="http://schemas.microsoft.com/office/word/2010/wordprocessingCanvas" xmlns:cx="http://schemas.microsoft.com/office/drawing/2014/chartex" xmlns:cx1="http://schemas.microsoft.com/office/drawing/2015/9/8/chartex" xmlns:cx2="http://schemas.microsoft.com/office/drawing/2015/10/21/chartex" xmlns:cx3="http://schemas.microsoft.com/office/drawing/2016/5/9/chartex" xmlns:cx4="http://schemas.microsoft.com/office/drawing/2016/5/10/chartex" xmlns:cx5="http://schemas.microsoft.com/office/drawing/2016/5/11/chartex" xmlns:cx6="http://schemas.microsoft.com/office/drawing/2016/5/12/chartex" xmlns:cx7="http://schemas.microsoft.com/office/drawing/2016/5/13/chartex" xmlns:cx8="http://schemas.microsoft.com/office/drawing/2016/5/14/chartex" xmlns:mc="http://schemas.openxmlformats.org/markup-compatibility/2006" xmlns:aink="http://schemas.microsoft.com/office/drawing/2016/ink" xmlns:am3d="http://schemas.microsoft.com/office/drawing/2017/model3d" xmlns:o="urn:schemas-microsoft-com:office:office" xmlns:oel="http://schemas.microsoft.com/office/2019/extlst" xmlns:r="http://schemas.openxmlformats.org/officeDocument/2006/relationships" xmlns:m="http://schemas.openxmlformats.org/officeDocument/2006/math" xmlns:v="urn:schemas-microsoft-com:vml" xmlns:wp14="http://schemas.microsoft.com/office/word/2010/wordprocessingDrawing" xmlns:wp="http://schemas.openxmlformats.org/drawingml/2006/wordprocessingDrawing" xmlns:w10="urn:schemas-microsoft-com:office:word" xmlns:w="http://schemas.openxmlformats.org/wordprocessingml/2006/main" xmlns:w14="http://schemas.microsoft.com/office/word/2010/wordml" xmlns:w15="http://schemas.microsoft.com/office/word/2012/wordml" xmlns:w16cex="http://schemas.microsoft.com/office/word/2018/wordml/cex" xmlns:w16cid="http://schemas.microsoft.com/office/word/2016/wordml/cid" xmlns:w16="http://schemas.microsoft.com/office/word/2018/wordml" xmlns:w16du="http://schemas.microsoft.com/office/word/2023/wordml/word16du" xmlns:w16sdtdh="http://schemas.microsoft.com/office/word/2020/wordml/sdtdatahash" xmlns:w16sdtfl="http://schemas.microsoft.com/office/word/2024/wordml/sdtformatlock" xmlns:w16se="http://schemas.microsoft.com/office/word/2015/wordml/symex" xmlns:wpg="http://schemas.microsoft.com/office/word/2010/wordprocessingGroup" xmlns:wpi="http://schemas.microsoft.com/office/word/2010/wordprocessingInk" xmlns:wne="http://schemas.microsoft.com/office/word/2006/wordml" xmlns:wps="http://schemas.microsoft.com/office/word/2010/wordprocessingShape" mc:Ignorable="w14 w15 w16se w16cid w16 w16cex w16sdtdh w16sdtfl w16du wp14">
+  <w:p>
+    <w:pPr>
+      <w:pStyle w:val="Footer"/>
+    </w:pPr>
+  </w:p>
+</w:ftr>
+</file>
+
+<file path=word/footer2.xml><?xml version="1.0" encoding="utf-8"?>
+<w:ftr xmlns:wpc="http://schemas.microsoft.com/office/word/2010/wordprocessingCanvas" xmlns:cx="http://schemas.microsoft.com/office/drawing/2014/chartex" xmlns:cx1="http://schemas.microsoft.com/office/drawing/2015/9/8/chartex" xmlns:cx2="http://schemas.microsoft.com/office/drawing/2015/10/21/chartex" xmlns:cx3="http://schemas.microsoft.com/office/drawing/2016/5/9/chartex" xmlns:cx4="http://schemas.microsoft.com/office/drawing/2016/5/10/chartex" xmlns:cx5="http://schemas.microsoft.com/office/drawing/2016/5/11/chartex" xmlns:cx6="http://schemas.microsoft.com/office/drawing/2016/5/12/chartex" xmlns:cx7="http://schemas.microsoft.com/office/drawing/2016/5/13/chartex" xmlns:cx8="http://schemas.microsoft.com/office/drawing/2016/5/14/chartex" xmlns:mc="http://schemas.openxmlformats.org/markup-compatibility/2006" xmlns:aink="http://schemas.microsoft.com/office/drawing/2016/ink" xmlns:am3d="http://schemas.microsoft.com/office/drawing/2017/model3d" xmlns:o="urn:schemas-microsoft-com:office:office" xmlns:oel="http://schemas.microsoft.com/office/2019/extlst" xmlns:r="http://schemas.openxmlformats.org/officeDocument/2006/relationships" xmlns:m="http://schemas.openxmlformats.org/officeDocument/2006/math" xmlns:v="urn:schemas-microsoft-com:vml" xmlns:wp14="http://schemas.microsoft.com/office/word/2010/wordprocessingDrawing" xmlns:wp="http://schemas.openxmlformats.org/drawingml/2006/wordprocessingDrawing" xmlns:w10="urn:schemas-microsoft-com:office:word" xmlns:w="http://schemas.openxmlformats.org/wordprocessingml/2006/main" xmlns:w14="http://schemas.microsoft.com/office/word/2010/wordml" xmlns:w15="http://schemas.microsoft.com/office/word/2012/wordml" xmlns:w16cex="http://schemas.microsoft.com/office/word/2018/wordml/cex" xmlns:w16cid="http://schemas.microsoft.com/office/word/2016/wordml/cid" xmlns:w16="http://schemas.microsoft.com/office/word/2018/wordml" xmlns:w16du="http://schemas.microsoft.com/office/word/2023/wordml/word16du" xmlns:w16sdtdh="http://schemas.microsoft.com/office/word/2020/wordml/sdtdatahash" xmlns:w16sdtfl="http://schemas.microsoft.com/office/word/2024/wordml/sdtformatlock" xmlns:w16se="http://schemas.microsoft.com/office/word/2015/wordml/symex" xmlns:wpg="http://schemas.microsoft.com/office/word/2010/wordprocessingGroup" xmlns:wpi="http://schemas.microsoft.com/office/word/2010/wordprocessingInk" xmlns:wne="http://schemas.microsoft.com/office/word/2006/wordml" xmlns:wps="http://schemas.microsoft.com/office/word/2010/wordprocessingShape" mc:Ignorable="w14 w15 w16se w16cid w16 w16cex w16sdtdh w16sdtfl w16du wp14">
   <w:p>
     <w:pPr>
       <w:spacing w:line="360" w:lineRule="auto"/>
@@ -2542,9 +2075,9 @@
     </w:pPr>
     <w:r>
       <w:rPr>
-        <w:rFonts w:ascii="Times New Roman" w:eastAsia="Times New Roman" w:hAnsi="Times New Roman" w:cs="Times New Roman"/>
+        <w:rFonts w:ascii="Times New Roman" w:hAnsi="Times New Roman"/>
       </w:rPr>
-      <w:t>PC-SOP-004-F04/00</w:t>
+      <w:t>PC-SOP-018/F-04</w:t>
     </w:r>
   </w:p>
   <w:p>
@@ -2555,8 +2088,18 @@
 </w:ftr>
 </file>
 
+<file path=word/footer3.xml><?xml version="1.0" encoding="utf-8"?>
+<w:ftr xmlns:wpc="http://schemas.microsoft.com/office/word/2010/wordprocessingCanvas" xmlns:cx="http://schemas.microsoft.com/office/drawing/2014/chartex" xmlns:cx1="http://schemas.microsoft.com/office/drawing/2015/9/8/chartex" xmlns:cx2="http://schemas.microsoft.com/office/drawing/2015/10/21/chartex" xmlns:cx3="http://schemas.microsoft.com/office/drawing/2016/5/9/chartex" xmlns:cx4="http://schemas.microsoft.com/office/drawing/2016/5/10/chartex" xmlns:cx5="http://schemas.microsoft.com/office/drawing/2016/5/11/chartex" xmlns:cx6="http://schemas.microsoft.com/office/drawing/2016/5/12/chartex" xmlns:cx7="http://schemas.microsoft.com/office/drawing/2016/5/13/chartex" xmlns:cx8="http://schemas.microsoft.com/office/drawing/2016/5/14/chartex" xmlns:mc="http://schemas.openxmlformats.org/markup-compatibility/2006" xmlns:aink="http://schemas.microsoft.com/office/drawing/2016/ink" xmlns:am3d="http://schemas.microsoft.com/office/drawing/2017/model3d" xmlns:o="urn:schemas-microsoft-com:office:office" xmlns:oel="http://schemas.microsoft.com/office/2019/extlst" xmlns:r="http://schemas.openxmlformats.org/officeDocument/2006/relationships" xmlns:m="http://schemas.openxmlformats.org/officeDocument/2006/math" xmlns:v="urn:schemas-microsoft-com:vml" xmlns:wp14="http://schemas.microsoft.com/office/word/2010/wordprocessingDrawing" xmlns:wp="http://schemas.openxmlformats.org/drawingml/2006/wordprocessingDrawing" xmlns:w10="urn:schemas-microsoft-com:office:word" xmlns:w="http://schemas.openxmlformats.org/wordprocessingml/2006/main" xmlns:w14="http://schemas.microsoft.com/office/word/2010/wordml" xmlns:w15="http://schemas.microsoft.com/office/word/2012/wordml" xmlns:w16cex="http://schemas.microsoft.com/office/word/2018/wordml/cex" xmlns:w16cid="http://schemas.microsoft.com/office/word/2016/wordml/cid" xmlns:w16="http://schemas.microsoft.com/office/word/2018/wordml" xmlns:w16du="http://schemas.microsoft.com/office/word/2023/wordml/word16du" xmlns:w16sdtdh="http://schemas.microsoft.com/office/word/2020/wordml/sdtdatahash" xmlns:w16sdtfl="http://schemas.microsoft.com/office/word/2024/wordml/sdtformatlock" xmlns:w16se="http://schemas.microsoft.com/office/word/2015/wordml/symex" xmlns:wpg="http://schemas.microsoft.com/office/word/2010/wordprocessingGroup" xmlns:wpi="http://schemas.microsoft.com/office/word/2010/wordprocessingInk" xmlns:wne="http://schemas.microsoft.com/office/word/2006/wordml" xmlns:wps="http://schemas.microsoft.com/office/word/2010/wordprocessingShape" mc:Ignorable="w14 w15 w16se w16cid w16 w16cex w16sdtdh w16sdtfl w16du wp14">
+  <w:p>
+    <w:pPr>
+      <w:pStyle w:val="Footer"/>
+    </w:pPr>
+  </w:p>
+</w:ftr>
+</file>
+
 <file path=word/footnotes.xml><?xml version="1.0" encoding="utf-8"?>
-<w:footnotes xmlns:wpc="http://schemas.microsoft.com/office/word/2010/wordprocessingCanvas" xmlns:cx="http://schemas.microsoft.com/office/drawing/2014/chartex" xmlns:cx1="http://schemas.microsoft.com/office/drawing/2015/9/8/chartex" xmlns:cx2="http://schemas.microsoft.com/office/drawing/2015/10/21/chartex" xmlns:cx3="http://schemas.microsoft.com/office/drawing/2016/5/9/chartex" xmlns:cx4="http://schemas.microsoft.com/office/drawing/2016/5/10/chartex" xmlns:cx5="http://schemas.microsoft.com/office/drawing/2016/5/11/chartex" xmlns:cx6="http://schemas.microsoft.com/office/drawing/2016/5/12/chartex" xmlns:cx7="http://schemas.microsoft.com/office/drawing/2016/5/13/chartex" xmlns:cx8="http://schemas.microsoft.com/office/drawing/2016/5/14/chartex" xmlns:mc="http://schemas.openxmlformats.org/markup-compatibility/2006" xmlns:aink="http://schemas.microsoft.com/office/drawing/2016/ink" xmlns:am3d="http://schemas.microsoft.com/office/drawing/2017/model3d" xmlns:o="urn:schemas-microsoft-com:office:office" xmlns:r="http://schemas.openxmlformats.org/officeDocument/2006/relationships" xmlns:m="http://schemas.openxmlformats.org/officeDocument/2006/math" xmlns:v="urn:schemas-microsoft-com:vml" xmlns:wp14="http://schemas.microsoft.com/office/word/2010/wordprocessingDrawing" xmlns:wp="http://schemas.openxmlformats.org/drawingml/2006/wordprocessingDrawing" xmlns:w10="urn:schemas-microsoft-com:office:word" xmlns:w="http://schemas.openxmlformats.org/wordprocessingml/2006/main" xmlns:w14="http://schemas.microsoft.com/office/word/2010/wordml" xmlns:w15="http://schemas.microsoft.com/office/word/2012/wordml" xmlns:w16cid="http://schemas.microsoft.com/office/word/2016/wordml/cid" xmlns:w16se="http://schemas.microsoft.com/office/word/2015/wordml/symex" xmlns:wpg="http://schemas.microsoft.com/office/word/2010/wordprocessingGroup" xmlns:wpi="http://schemas.microsoft.com/office/word/2010/wordprocessingInk" xmlns:wne="http://schemas.microsoft.com/office/word/2006/wordml" xmlns:wps="http://schemas.microsoft.com/office/word/2010/wordprocessingShape" mc:Ignorable="w14 w15 w16se w16cid wp14">
+<w:footnotes xmlns:wpc="http://schemas.microsoft.com/office/word/2010/wordprocessingCanvas" xmlns:cx="http://schemas.microsoft.com/office/drawing/2014/chartex" xmlns:cx1="http://schemas.microsoft.com/office/drawing/2015/9/8/chartex" xmlns:cx2="http://schemas.microsoft.com/office/drawing/2015/10/21/chartex" xmlns:cx3="http://schemas.microsoft.com/office/drawing/2016/5/9/chartex" xmlns:cx4="http://schemas.microsoft.com/office/drawing/2016/5/10/chartex" xmlns:cx5="http://schemas.microsoft.com/office/drawing/2016/5/11/chartex" xmlns:cx6="http://schemas.microsoft.com/office/drawing/2016/5/12/chartex" xmlns:cx7="http://schemas.microsoft.com/office/drawing/2016/5/13/chartex" xmlns:cx8="http://schemas.microsoft.com/office/drawing/2016/5/14/chartex" xmlns:mc="http://schemas.openxmlformats.org/markup-compatibility/2006" xmlns:aink="http://schemas.microsoft.com/office/drawing/2016/ink" xmlns:am3d="http://schemas.microsoft.com/office/drawing/2017/model3d" xmlns:o="urn:schemas-microsoft-com:office:office" xmlns:oel="http://schemas.microsoft.com/office/2019/extlst" xmlns:r="http://schemas.openxmlformats.org/officeDocument/2006/relationships" xmlns:m="http://schemas.openxmlformats.org/officeDocument/2006/math" xmlns:v="urn:schemas-microsoft-com:vml" xmlns:wp14="http://schemas.microsoft.com/office/word/2010/wordprocessingDrawing" xmlns:wp="http://schemas.openxmlformats.org/drawingml/2006/wordprocessingDrawing" xmlns:w10="urn:schemas-microsoft-com:office:word" xmlns:w="http://schemas.openxmlformats.org/wordprocessingml/2006/main" xmlns:w14="http://schemas.microsoft.com/office/word/2010/wordml" xmlns:w15="http://schemas.microsoft.com/office/word/2012/wordml" xmlns:w16cex="http://schemas.microsoft.com/office/word/2018/wordml/cex" xmlns:w16cid="http://schemas.microsoft.com/office/word/2016/wordml/cid" xmlns:w16="http://schemas.microsoft.com/office/word/2018/wordml" xmlns:w16du="http://schemas.microsoft.com/office/word/2023/wordml/word16du" xmlns:w16sdtdh="http://schemas.microsoft.com/office/word/2020/wordml/sdtdatahash" xmlns:w16sdtfl="http://schemas.microsoft.com/office/word/2024/wordml/sdtformatlock" xmlns:w16se="http://schemas.microsoft.com/office/word/2015/wordml/symex" xmlns:wpg="http://schemas.microsoft.com/office/word/2010/wordprocessingGroup" xmlns:wpi="http://schemas.microsoft.com/office/word/2010/wordprocessingInk" xmlns:wne="http://schemas.microsoft.com/office/word/2006/wordml" xmlns:wps="http://schemas.microsoft.com/office/word/2010/wordprocessingShape" mc:Ignorable="w14 w15 w16se w16cid w16 w16cex w16sdtdh w16sdtfl w16du wp14">
   <w:footnote w:type="separator" w:id="-1">
     <w:p>
       <w:pPr>
@@ -2581,7 +2124,17 @@
 </file>
 
 <file path=word/header1.xml><?xml version="1.0" encoding="utf-8"?>
-<w:hdr xmlns:wpc="http://schemas.microsoft.com/office/word/2010/wordprocessingCanvas" xmlns:cx="http://schemas.microsoft.com/office/drawing/2014/chartex" xmlns:cx1="http://schemas.microsoft.com/office/drawing/2015/9/8/chartex" xmlns:cx2="http://schemas.microsoft.com/office/drawing/2015/10/21/chartex" xmlns:cx3="http://schemas.microsoft.com/office/drawing/2016/5/9/chartex" xmlns:cx4="http://schemas.microsoft.com/office/drawing/2016/5/10/chartex" xmlns:cx5="http://schemas.microsoft.com/office/drawing/2016/5/11/chartex" xmlns:cx6="http://schemas.microsoft.com/office/drawing/2016/5/12/chartex" xmlns:cx7="http://schemas.microsoft.com/office/drawing/2016/5/13/chartex" xmlns:cx8="http://schemas.microsoft.com/office/drawing/2016/5/14/chartex" xmlns:mc="http://schemas.openxmlformats.org/markup-compatibility/2006" xmlns:aink="http://schemas.microsoft.com/office/drawing/2016/ink" xmlns:am3d="http://schemas.microsoft.com/office/drawing/2017/model3d" xmlns:o="urn:schemas-microsoft-com:office:office" xmlns:r="http://schemas.openxmlformats.org/officeDocument/2006/relationships" xmlns:m="http://schemas.openxmlformats.org/officeDocument/2006/math" xmlns:v="urn:schemas-microsoft-com:vml" xmlns:wp14="http://schemas.microsoft.com/office/word/2010/wordprocessingDrawing" xmlns:wp="http://schemas.openxmlformats.org/drawingml/2006/wordprocessingDrawing" xmlns:w10="urn:schemas-microsoft-com:office:word" xmlns:w="http://schemas.openxmlformats.org/wordprocessingml/2006/main" xmlns:w14="http://schemas.microsoft.com/office/word/2010/wordml" xmlns:w15="http://schemas.microsoft.com/office/word/2012/wordml" xmlns:w16cid="http://schemas.microsoft.com/office/word/2016/wordml/cid" xmlns:w16se="http://schemas.microsoft.com/office/word/2015/wordml/symex" xmlns:wpg="http://schemas.microsoft.com/office/word/2010/wordprocessingGroup" xmlns:wpi="http://schemas.microsoft.com/office/word/2010/wordprocessingInk" xmlns:wne="http://schemas.microsoft.com/office/word/2006/wordml" xmlns:wps="http://schemas.microsoft.com/office/word/2010/wordprocessingShape" mc:Ignorable="w14 w15 w16se w16cid wp14">
+<w:hdr xmlns:wpc="http://schemas.microsoft.com/office/word/2010/wordprocessingCanvas" xmlns:cx="http://schemas.microsoft.com/office/drawing/2014/chartex" xmlns:cx1="http://schemas.microsoft.com/office/drawing/2015/9/8/chartex" xmlns:cx2="http://schemas.microsoft.com/office/drawing/2015/10/21/chartex" xmlns:cx3="http://schemas.microsoft.com/office/drawing/2016/5/9/chartex" xmlns:cx4="http://schemas.microsoft.com/office/drawing/2016/5/10/chartex" xmlns:cx5="http://schemas.microsoft.com/office/drawing/2016/5/11/chartex" xmlns:cx6="http://schemas.microsoft.com/office/drawing/2016/5/12/chartex" xmlns:cx7="http://schemas.microsoft.com/office/drawing/2016/5/13/chartex" xmlns:cx8="http://schemas.microsoft.com/office/drawing/2016/5/14/chartex" xmlns:mc="http://schemas.openxmlformats.org/markup-compatibility/2006" xmlns:aink="http://schemas.microsoft.com/office/drawing/2016/ink" xmlns:am3d="http://schemas.microsoft.com/office/drawing/2017/model3d" xmlns:o="urn:schemas-microsoft-com:office:office" xmlns:oel="http://schemas.microsoft.com/office/2019/extlst" xmlns:r="http://schemas.openxmlformats.org/officeDocument/2006/relationships" xmlns:m="http://schemas.openxmlformats.org/officeDocument/2006/math" xmlns:v="urn:schemas-microsoft-com:vml" xmlns:wp14="http://schemas.microsoft.com/office/word/2010/wordprocessingDrawing" xmlns:wp="http://schemas.openxmlformats.org/drawingml/2006/wordprocessingDrawing" xmlns:w10="urn:schemas-microsoft-com:office:word" xmlns:w="http://schemas.openxmlformats.org/wordprocessingml/2006/main" xmlns:w14="http://schemas.microsoft.com/office/word/2010/wordml" xmlns:w15="http://schemas.microsoft.com/office/word/2012/wordml" xmlns:w16cex="http://schemas.microsoft.com/office/word/2018/wordml/cex" xmlns:w16cid="http://schemas.microsoft.com/office/word/2016/wordml/cid" xmlns:w16="http://schemas.microsoft.com/office/word/2018/wordml" xmlns:w16du="http://schemas.microsoft.com/office/word/2023/wordml/word16du" xmlns:w16sdtdh="http://schemas.microsoft.com/office/word/2020/wordml/sdtdatahash" xmlns:w16sdtfl="http://schemas.microsoft.com/office/word/2024/wordml/sdtformatlock" xmlns:w16se="http://schemas.microsoft.com/office/word/2015/wordml/symex" xmlns:wpg="http://schemas.microsoft.com/office/word/2010/wordprocessingGroup" xmlns:wpi="http://schemas.microsoft.com/office/word/2010/wordprocessingInk" xmlns:wne="http://schemas.microsoft.com/office/word/2006/wordml" xmlns:wps="http://schemas.microsoft.com/office/word/2010/wordprocessingShape" mc:Ignorable="w14 w15 w16se w16cid w16 w16cex w16sdtdh w16sdtfl w16du wp14">
+  <w:p>
+    <w:pPr>
+      <w:pStyle w:val="Header"/>
+    </w:pPr>
+  </w:p>
+</w:hdr>
+</file>
+
+<file path=word/header2.xml><?xml version="1.0" encoding="utf-8"?>
+<w:hdr xmlns:wpc="http://schemas.microsoft.com/office/word/2010/wordprocessingCanvas" xmlns:cx="http://schemas.microsoft.com/office/drawing/2014/chartex" xmlns:cx1="http://schemas.microsoft.com/office/drawing/2015/9/8/chartex" xmlns:cx2="http://schemas.microsoft.com/office/drawing/2015/10/21/chartex" xmlns:cx3="http://schemas.microsoft.com/office/drawing/2016/5/9/chartex" xmlns:cx4="http://schemas.microsoft.com/office/drawing/2016/5/10/chartex" xmlns:cx5="http://schemas.microsoft.com/office/drawing/2016/5/11/chartex" xmlns:cx6="http://schemas.microsoft.com/office/drawing/2016/5/12/chartex" xmlns:cx7="http://schemas.microsoft.com/office/drawing/2016/5/13/chartex" xmlns:cx8="http://schemas.microsoft.com/office/drawing/2016/5/14/chartex" xmlns:mc="http://schemas.openxmlformats.org/markup-compatibility/2006" xmlns:aink="http://schemas.microsoft.com/office/drawing/2016/ink" xmlns:am3d="http://schemas.microsoft.com/office/drawing/2017/model3d" xmlns:o="urn:schemas-microsoft-com:office:office" xmlns:oel="http://schemas.microsoft.com/office/2019/extlst" xmlns:r="http://schemas.openxmlformats.org/officeDocument/2006/relationships" xmlns:m="http://schemas.openxmlformats.org/officeDocument/2006/math" xmlns:v="urn:schemas-microsoft-com:vml" xmlns:wp14="http://schemas.microsoft.com/office/word/2010/wordprocessingDrawing" xmlns:wp="http://schemas.openxmlformats.org/drawingml/2006/wordprocessingDrawing" xmlns:w10="urn:schemas-microsoft-com:office:word" xmlns:w="http://schemas.openxmlformats.org/wordprocessingml/2006/main" xmlns:w14="http://schemas.microsoft.com/office/word/2010/wordml" xmlns:w15="http://schemas.microsoft.com/office/word/2012/wordml" xmlns:w16cex="http://schemas.microsoft.com/office/word/2018/wordml/cex" xmlns:w16cid="http://schemas.microsoft.com/office/word/2016/wordml/cid" xmlns:w16="http://schemas.microsoft.com/office/word/2018/wordml" xmlns:w16du="http://schemas.microsoft.com/office/word/2023/wordml/word16du" xmlns:w16sdtdh="http://schemas.microsoft.com/office/word/2020/wordml/sdtdatahash" xmlns:w16sdtfl="http://schemas.microsoft.com/office/word/2024/wordml/sdtformatlock" xmlns:w16se="http://schemas.microsoft.com/office/word/2015/wordml/symex" xmlns:wpg="http://schemas.microsoft.com/office/word/2010/wordprocessingGroup" xmlns:wpi="http://schemas.microsoft.com/office/word/2010/wordprocessingInk" xmlns:wne="http://schemas.microsoft.com/office/word/2006/wordml" xmlns:wps="http://schemas.microsoft.com/office/word/2010/wordprocessingShape" mc:Ignorable="w14 w15 w16se w16cid w16 w16cex w16sdtdh w16sdtfl w16du wp14">
   <w:tbl>
     <w:tblPr>
       <w:tblW w:w="14789" w:type="dxa"/>
@@ -2617,7 +2170,6 @@
             <w:bottom w:val="single" w:sz="4" w:space="0" w:color="auto"/>
             <w:right w:val="single" w:sz="4" w:space="0" w:color="auto"/>
           </w:tcBorders>
-          <w:shd w:val="clear" w:color="auto" w:fill="auto"/>
           <w:vAlign w:val="center"/>
         </w:tcPr>
         <w:p>
@@ -2636,7 +2188,7 @@
               <w:b/>
               <w:bCs/>
             </w:rPr>
-            <w:t>Screenshot Attachments</w:t>
+            <w:t>Operation Qualification Test Script</w:t>
           </w:r>
         </w:p>
       </w:tc>
@@ -2649,7 +2201,6 @@
             <w:bottom w:val="single" w:sz="4" w:space="0" w:color="auto"/>
             <w:right w:val="single" w:sz="4" w:space="0" w:color="auto"/>
           </w:tcBorders>
-          <w:shd w:val="clear" w:color="auto" w:fill="auto"/>
           <w:vAlign w:val="center"/>
         </w:tcPr>
         <w:p>
@@ -2720,7 +2271,6 @@
       <w:tc>
         <w:tcPr>
           <w:tcW w:w="2465" w:type="dxa"/>
-          <w:shd w:val="clear" w:color="auto" w:fill="auto"/>
           <w:vAlign w:val="center"/>
         </w:tcPr>
         <w:p>
@@ -2746,7 +2296,6 @@
       <w:tc>
         <w:tcPr>
           <w:tcW w:w="6447" w:type="dxa"/>
-          <w:shd w:val="clear" w:color="auto" w:fill="auto"/>
           <w:vAlign w:val="center"/>
         </w:tcPr>
         <w:p>
@@ -2756,14 +2305,13 @@
               <w:sz w:val="24"/>
               <w:b w:val="on"/>
             </w:rPr>
-            <w:t>Admin</w:t>
+            <w:t>Admin User Login and Logout</w:t>
           </w:r>
         </w:p>
       </w:tc>
       <w:tc>
         <w:tcPr>
           <w:tcW w:w="2275" w:type="dxa"/>
-          <w:shd w:val="clear" w:color="auto" w:fill="auto"/>
           <w:vAlign w:val="center"/>
         </w:tcPr>
         <w:p>
@@ -2785,7 +2333,6 @@
       <w:tc>
         <w:tcPr>
           <w:tcW w:w="3602" w:type="dxa"/>
-          <w:shd w:val="clear" w:color="auto" w:fill="auto"/>
           <w:vAlign w:val="center"/>
         </w:tcPr>
         <w:p>
@@ -2899,7 +2446,6 @@
       <w:tc>
         <w:tcPr>
           <w:tcW w:w="2465" w:type="dxa"/>
-          <w:shd w:val="clear" w:color="auto" w:fill="auto"/>
           <w:vAlign w:val="center"/>
         </w:tcPr>
         <w:p>
@@ -2925,28 +2471,22 @@
       <w:tc>
         <w:tcPr>
           <w:tcW w:w="6447" w:type="dxa"/>
-          <w:shd w:val="clear" w:color="auto" w:fill="auto"/>
           <w:vAlign w:val="center"/>
         </w:tcPr>
         <w:p>
-          <w:pPr>
-            <w:spacing w:before="60" w:after="60"/>
-            <w:rPr>
-              <w:rFonts w:ascii="Times New Roman" w:hAnsi="Times New Roman"/>
-            </w:rPr>
-          </w:pPr>
           <w:r>
             <w:rPr>
-              <w:rFonts w:ascii="Times New Roman" w:hAnsi="Times New Roman"/>
+              <w:rFonts w:ascii="Times New Roman" w:hAnsi="Times New Roman" w:cs="Times New Roman" w:eastAsia="Times New Roman"/>
+              <w:sz w:val="24"/>
+              <w:b w:val="on"/>
             </w:rPr>
-            <w:t>SM-QSRV-OQTS-001</w:t>
+            <w:t>MASTERS-QSRV-OQTS-001</w:t>
           </w:r>
         </w:p>
       </w:tc>
       <w:tc>
         <w:tcPr>
           <w:tcW w:w="2275" w:type="dxa"/>
-          <w:shd w:val="clear" w:color="auto" w:fill="auto"/>
           <w:vAlign w:val="center"/>
         </w:tcPr>
         <w:p>
@@ -2969,7 +2509,6 @@
       <w:tc>
         <w:tcPr>
           <w:tcW w:w="3602" w:type="dxa"/>
-          <w:shd w:val="clear" w:color="auto" w:fill="auto"/>
           <w:vAlign w:val="center"/>
         </w:tcPr>
         <w:p>
@@ -2997,8 +2536,18 @@
 </w:hdr>
 </file>
 
+<file path=word/header3.xml><?xml version="1.0" encoding="utf-8"?>
+<w:hdr xmlns:wpc="http://schemas.microsoft.com/office/word/2010/wordprocessingCanvas" xmlns:cx="http://schemas.microsoft.com/office/drawing/2014/chartex" xmlns:cx1="http://schemas.microsoft.com/office/drawing/2015/9/8/chartex" xmlns:cx2="http://schemas.microsoft.com/office/drawing/2015/10/21/chartex" xmlns:cx3="http://schemas.microsoft.com/office/drawing/2016/5/9/chartex" xmlns:cx4="http://schemas.microsoft.com/office/drawing/2016/5/10/chartex" xmlns:cx5="http://schemas.microsoft.com/office/drawing/2016/5/11/chartex" xmlns:cx6="http://schemas.microsoft.com/office/drawing/2016/5/12/chartex" xmlns:cx7="http://schemas.microsoft.com/office/drawing/2016/5/13/chartex" xmlns:cx8="http://schemas.microsoft.com/office/drawing/2016/5/14/chartex" xmlns:mc="http://schemas.openxmlformats.org/markup-compatibility/2006" xmlns:aink="http://schemas.microsoft.com/office/drawing/2016/ink" xmlns:am3d="http://schemas.microsoft.com/office/drawing/2017/model3d" xmlns:o="urn:schemas-microsoft-com:office:office" xmlns:oel="http://schemas.microsoft.com/office/2019/extlst" xmlns:r="http://schemas.openxmlformats.org/officeDocument/2006/relationships" xmlns:m="http://schemas.openxmlformats.org/officeDocument/2006/math" xmlns:v="urn:schemas-microsoft-com:vml" xmlns:wp14="http://schemas.microsoft.com/office/word/2010/wordprocessingDrawing" xmlns:wp="http://schemas.openxmlformats.org/drawingml/2006/wordprocessingDrawing" xmlns:w10="urn:schemas-microsoft-com:office:word" xmlns:w="http://schemas.openxmlformats.org/wordprocessingml/2006/main" xmlns:w14="http://schemas.microsoft.com/office/word/2010/wordml" xmlns:w15="http://schemas.microsoft.com/office/word/2012/wordml" xmlns:w16cex="http://schemas.microsoft.com/office/word/2018/wordml/cex" xmlns:w16cid="http://schemas.microsoft.com/office/word/2016/wordml/cid" xmlns:w16="http://schemas.microsoft.com/office/word/2018/wordml" xmlns:w16du="http://schemas.microsoft.com/office/word/2023/wordml/word16du" xmlns:w16sdtdh="http://schemas.microsoft.com/office/word/2020/wordml/sdtdatahash" xmlns:w16sdtfl="http://schemas.microsoft.com/office/word/2024/wordml/sdtformatlock" xmlns:w16se="http://schemas.microsoft.com/office/word/2015/wordml/symex" xmlns:wpg="http://schemas.microsoft.com/office/word/2010/wordprocessingGroup" xmlns:wpi="http://schemas.microsoft.com/office/word/2010/wordprocessingInk" xmlns:wne="http://schemas.microsoft.com/office/word/2006/wordml" xmlns:wps="http://schemas.microsoft.com/office/word/2010/wordprocessingShape" mc:Ignorable="w14 w15 w16se w16cid w16 w16cex w16sdtdh w16sdtfl w16du wp14">
+  <w:p>
+    <w:pPr>
+      <w:pStyle w:val="Header"/>
+    </w:pPr>
+  </w:p>
+</w:hdr>
+</file>
+
 <file path=word/styles.xml><?xml version="1.0" encoding="utf-8"?>
-<w:styles xmlns:mc="http://schemas.openxmlformats.org/markup-compatibility/2006" xmlns:r="http://schemas.openxmlformats.org/officeDocument/2006/relationships" xmlns:w="http://schemas.openxmlformats.org/wordprocessingml/2006/main" xmlns:w14="http://schemas.microsoft.com/office/word/2010/wordml" xmlns:w15="http://schemas.microsoft.com/office/word/2012/wordml" xmlns:w16cid="http://schemas.microsoft.com/office/word/2016/wordml/cid" xmlns:w16se="http://schemas.microsoft.com/office/word/2015/wordml/symex" mc:Ignorable="w14 w15 w16se w16cid">
+<w:styles xmlns:mc="http://schemas.openxmlformats.org/markup-compatibility/2006" xmlns:r="http://schemas.openxmlformats.org/officeDocument/2006/relationships" xmlns:w="http://schemas.openxmlformats.org/wordprocessingml/2006/main" xmlns:w14="http://schemas.microsoft.com/office/word/2010/wordml" xmlns:w15="http://schemas.microsoft.com/office/word/2012/wordml" xmlns:w16cex="http://schemas.microsoft.com/office/word/2018/wordml/cex" xmlns:w16cid="http://schemas.microsoft.com/office/word/2016/wordml/cid" xmlns:w16="http://schemas.microsoft.com/office/word/2018/wordml" xmlns:w16du="http://schemas.microsoft.com/office/word/2023/wordml/word16du" xmlns:w16sdtdh="http://schemas.microsoft.com/office/word/2020/wordml/sdtdatahash" xmlns:w16sdtfl="http://schemas.microsoft.com/office/word/2024/wordml/sdtformatlock" xmlns:w16se="http://schemas.microsoft.com/office/word/2015/wordml/symex" mc:Ignorable="w14 w15 w16se w16cid w16 w16cex w16sdtdh w16sdtfl w16du">
   <w:docDefaults>
     <w:rPrDefault>
       <w:rPr>
@@ -3016,7 +2565,7 @@
       </w:pPr>
     </w:pPrDefault>
   </w:docDefaults>
-  <w:latentStyles w:defLockedState="0" w:defUIPriority="99" w:defSemiHidden="0" w:defUnhideWhenUsed="0" w:defQFormat="0" w:count="375">
+  <w:latentStyles w:defLockedState="0" w:defUIPriority="99" w:defSemiHidden="0" w:defUnhideWhenUsed="0" w:defQFormat="0" w:count="376">
     <w:lsdException w:name="Normal" w:uiPriority="0" w:qFormat="1"/>
     <w:lsdException w:name="heading 1" w:uiPriority="9" w:qFormat="1"/>
     <w:lsdException w:name="heading 2" w:semiHidden="1" w:uiPriority="0" w:unhideWhenUsed="1" w:qFormat="1"/>
@@ -3392,11 +2941,12 @@
     <w:lsdException w:name="Smart Hyperlink" w:semiHidden="1" w:unhideWhenUsed="1"/>
     <w:lsdException w:name="Hashtag" w:semiHidden="1" w:unhideWhenUsed="1"/>
     <w:lsdException w:name="Unresolved Mention" w:semiHidden="1" w:unhideWhenUsed="1"/>
+    <w:lsdException w:name="Smart Link" w:semiHidden="1" w:unhideWhenUsed="1"/>
   </w:latentStyles>
   <w:style w:type="paragraph" w:default="1" w:styleId="Normal">
     <w:name w:val="Normal"/>
     <w:qFormat/>
-    <w:rsid w:val="003004EC"/>
+    <w:rsid w:val="00885821"/>
   </w:style>
   <w:style w:type="paragraph" w:styleId="Heading2">
     <w:name w:val="heading 2"/>

--- a/src/test/resources/MM Product Documents/LoginPage.docx
+++ b/src/test/resources/MM Product Documents/LoginPage.docx
@@ -9,16 +9,20 @@
           <w:rFonts w:ascii="Times New Roman" w:hAnsi="Times New Roman" w:cs="Times New Roman" w:eastAsia="Times New Roman"/>
           <w:sz w:val="24"/>
         </w:rPr>
-        <w:t>Screenshot - 01 for step No.4.1.1</w:t>
+        <w:t>Screenshot - 01 for Step No:4.1.1</w:t>
+      </w:r>
+    </w:p>
+    <w:p>
+      <w:r>
         <w:drawing>
           <wp:inline distT="0" distR="0" distB="0" distL="0">
             <wp:extent cx="8255000" cy="4572000"/>
-            <wp:docPr id="1" name="Drawing 1" descr="01 for step No.4.1.1.png"/>
+            <wp:docPr id="1" name="Drawing 1" descr="01 for Step No:4.1.1.png"/>
             <a:graphic xmlns:a="http://schemas.openxmlformats.org/drawingml/2006/main">
               <a:graphicData uri="http://schemas.openxmlformats.org/drawingml/2006/picture">
                 <pic:pic xmlns:pic="http://schemas.openxmlformats.org/drawingml/2006/picture">
                   <pic:nvPicPr>
-                    <pic:cNvPr id="0" name="Picture 1" descr="01 for step No.4.1.1.png"/>
+                    <pic:cNvPr id="0" name="Picture 1" descr="01 for Step No:4.1.1.png"/>
                     <pic:cNvPicPr>
                       <a:picLocks noChangeAspect="true"/>
                     </pic:cNvPicPr>
@@ -52,16 +56,20 @@
           <w:rFonts w:ascii="Times New Roman" w:hAnsi="Times New Roman" w:cs="Times New Roman" w:eastAsia="Times New Roman"/>
           <w:sz w:val="24"/>
         </w:rPr>
-        <w:t>Screenshot - 01 for step No.4.1.2</w:t>
+        <w:t>Screenshot - 01 for Step No:4.1.2</w:t>
+      </w:r>
+    </w:p>
+    <w:p>
+      <w:r>
         <w:drawing>
           <wp:inline distT="0" distR="0" distB="0" distL="0">
             <wp:extent cx="8255000" cy="4572000"/>
-            <wp:docPr id="2" name="Drawing 2" descr="01 for step No.4.1.2.png"/>
+            <wp:docPr id="2" name="Drawing 2" descr="01 for Step No:4.1.2.png"/>
             <a:graphic xmlns:a="http://schemas.openxmlformats.org/drawingml/2006/main">
               <a:graphicData uri="http://schemas.openxmlformats.org/drawingml/2006/picture">
                 <pic:pic xmlns:pic="http://schemas.openxmlformats.org/drawingml/2006/picture">
                   <pic:nvPicPr>
-                    <pic:cNvPr id="0" name="Picture 2" descr="01 for step No.4.1.2.png"/>
+                    <pic:cNvPr id="0" name="Picture 2" descr="01 for Step No:4.1.2.png"/>
                     <pic:cNvPicPr>
                       <a:picLocks noChangeAspect="true"/>
                     </pic:cNvPicPr>
@@ -95,16 +103,20 @@
           <w:rFonts w:ascii="Times New Roman" w:hAnsi="Times New Roman" w:cs="Times New Roman" w:eastAsia="Times New Roman"/>
           <w:sz w:val="24"/>
         </w:rPr>
-        <w:t>Screenshot - 02 for step No.4.1.2</w:t>
+        <w:t>Screenshot - 02 for Step No:4.1.2</w:t>
+      </w:r>
+    </w:p>
+    <w:p>
+      <w:r>
         <w:drawing>
           <wp:inline distT="0" distR="0" distB="0" distL="0">
             <wp:extent cx="8255000" cy="4572000"/>
-            <wp:docPr id="3" name="Drawing 3" descr="02 for step No.4.1.2.png"/>
+            <wp:docPr id="3" name="Drawing 3" descr="02 for Step No:4.1.2.png"/>
             <a:graphic xmlns:a="http://schemas.openxmlformats.org/drawingml/2006/main">
               <a:graphicData uri="http://schemas.openxmlformats.org/drawingml/2006/picture">
                 <pic:pic xmlns:pic="http://schemas.openxmlformats.org/drawingml/2006/picture">
                   <pic:nvPicPr>
-                    <pic:cNvPr id="0" name="Picture 3" descr="02 for step No.4.1.2.png"/>
+                    <pic:cNvPr id="0" name="Picture 3" descr="02 for Step No:4.1.2.png"/>
                     <pic:cNvPicPr>
                       <a:picLocks noChangeAspect="true"/>
                     </pic:cNvPicPr>
@@ -138,16 +150,20 @@
           <w:rFonts w:ascii="Times New Roman" w:hAnsi="Times New Roman" w:cs="Times New Roman" w:eastAsia="Times New Roman"/>
           <w:sz w:val="24"/>
         </w:rPr>
-        <w:t>Screenshot - 03 for step No.4.1.2</w:t>
+        <w:t>Screenshot - 03 for Step No:4.1.2</w:t>
+      </w:r>
+    </w:p>
+    <w:p>
+      <w:r>
         <w:drawing>
           <wp:inline distT="0" distR="0" distB="0" distL="0">
             <wp:extent cx="8255000" cy="4572000"/>
-            <wp:docPr id="4" name="Drawing 4" descr="03 for step No.4.1.2.png"/>
+            <wp:docPr id="4" name="Drawing 4" descr="03 for Step No:4.1.2.png"/>
             <a:graphic xmlns:a="http://schemas.openxmlformats.org/drawingml/2006/main">
               <a:graphicData uri="http://schemas.openxmlformats.org/drawingml/2006/picture">
                 <pic:pic xmlns:pic="http://schemas.openxmlformats.org/drawingml/2006/picture">
                   <pic:nvPicPr>
-                    <pic:cNvPr id="0" name="Picture 4" descr="03 for step No.4.1.2.png"/>
+                    <pic:cNvPr id="0" name="Picture 4" descr="03 for Step No:4.1.2.png"/>
                     <pic:cNvPicPr>
                       <a:picLocks noChangeAspect="true"/>
                     </pic:cNvPicPr>
@@ -181,16 +197,20 @@
           <w:rFonts w:ascii="Times New Roman" w:hAnsi="Times New Roman" w:cs="Times New Roman" w:eastAsia="Times New Roman"/>
           <w:sz w:val="24"/>
         </w:rPr>
-        <w:t>Screenshot - 01 for step No.4.1.3</w:t>
+        <w:t>Screenshot - 01 for Step No:4.1.3</w:t>
+      </w:r>
+    </w:p>
+    <w:p>
+      <w:r>
         <w:drawing>
           <wp:inline distT="0" distR="0" distB="0" distL="0">
             <wp:extent cx="8255000" cy="4572000"/>
-            <wp:docPr id="5" name="Drawing 5" descr="01 for step No.4.1.3.png"/>
+            <wp:docPr id="5" name="Drawing 5" descr="01 for Step No:4.1.3.png"/>
             <a:graphic xmlns:a="http://schemas.openxmlformats.org/drawingml/2006/main">
               <a:graphicData uri="http://schemas.openxmlformats.org/drawingml/2006/picture">
                 <pic:pic xmlns:pic="http://schemas.openxmlformats.org/drawingml/2006/picture">
                   <pic:nvPicPr>
-                    <pic:cNvPr id="0" name="Picture 5" descr="01 for step No.4.1.3.png"/>
+                    <pic:cNvPr id="0" name="Picture 5" descr="01 for Step No:4.1.3.png"/>
                     <pic:cNvPicPr>
                       <a:picLocks noChangeAspect="true"/>
                     </pic:cNvPicPr>
@@ -224,16 +244,20 @@
           <w:rFonts w:ascii="Times New Roman" w:hAnsi="Times New Roman" w:cs="Times New Roman" w:eastAsia="Times New Roman"/>
           <w:sz w:val="24"/>
         </w:rPr>
-        <w:t>Screenshot - 01 for step No.4.1.4</w:t>
+        <w:t>Screenshot - 01 for Step No:4.1.4</w:t>
+      </w:r>
+    </w:p>
+    <w:p>
+      <w:r>
         <w:drawing>
           <wp:inline distT="0" distR="0" distB="0" distL="0">
             <wp:extent cx="8255000" cy="4572000"/>
-            <wp:docPr id="6" name="Drawing 6" descr="01 for step No.4.1.4.png"/>
+            <wp:docPr id="6" name="Drawing 6" descr="01 for Step No:4.1.4.png"/>
             <a:graphic xmlns:a="http://schemas.openxmlformats.org/drawingml/2006/main">
               <a:graphicData uri="http://schemas.openxmlformats.org/drawingml/2006/picture">
                 <pic:pic xmlns:pic="http://schemas.openxmlformats.org/drawingml/2006/picture">
                   <pic:nvPicPr>
-                    <pic:cNvPr id="0" name="Picture 6" descr="01 for step No.4.1.4.png"/>
+                    <pic:cNvPr id="0" name="Picture 6" descr="01 for Step No:4.1.4.png"/>
                     <pic:cNvPicPr>
                       <a:picLocks noChangeAspect="true"/>
                     </pic:cNvPicPr>
@@ -267,16 +291,20 @@
           <w:rFonts w:ascii="Times New Roman" w:hAnsi="Times New Roman" w:cs="Times New Roman" w:eastAsia="Times New Roman"/>
           <w:sz w:val="24"/>
         </w:rPr>
-        <w:t>Screenshot - 02 for step No.4.1.4</w:t>
+        <w:t>Screenshot - 02 for Step No:4.1.4</w:t>
+      </w:r>
+    </w:p>
+    <w:p>
+      <w:r>
         <w:drawing>
           <wp:inline distT="0" distR="0" distB="0" distL="0">
             <wp:extent cx="8255000" cy="4572000"/>
-            <wp:docPr id="8" name="Drawing 8" descr="02 for step No.4.1.4.png"/>
+            <wp:docPr id="8" name="Drawing 8" descr="02 for Step No:4.1.4.png"/>
             <a:graphic xmlns:a="http://schemas.openxmlformats.org/drawingml/2006/main">
               <a:graphicData uri="http://schemas.openxmlformats.org/drawingml/2006/picture">
                 <pic:pic xmlns:pic="http://schemas.openxmlformats.org/drawingml/2006/picture">
                   <pic:nvPicPr>
-                    <pic:cNvPr id="0" name="Picture 8" descr="02 for step No.4.1.4.png"/>
+                    <pic:cNvPr id="0" name="Picture 8" descr="02 for Step No:4.1.4.png"/>
                     <pic:cNvPicPr>
                       <a:picLocks noChangeAspect="true"/>
                     </pic:cNvPicPr>
@@ -310,16 +338,20 @@
           <w:rFonts w:ascii="Times New Roman" w:hAnsi="Times New Roman" w:cs="Times New Roman" w:eastAsia="Times New Roman"/>
           <w:sz w:val="24"/>
         </w:rPr>
-        <w:t>Screenshot - 01 for step No.4.1.5</w:t>
+        <w:t>Screenshot - 01 for Step No:4.1.5</w:t>
+      </w:r>
+    </w:p>
+    <w:p>
+      <w:r>
         <w:drawing>
           <wp:inline distT="0" distR="0" distB="0" distL="0">
             <wp:extent cx="8255000" cy="4572000"/>
-            <wp:docPr id="9" name="Drawing 9" descr="01 for step No.4.1.5.png"/>
+            <wp:docPr id="9" name="Drawing 9" descr="01 for Step No:4.1.5.png"/>
             <a:graphic xmlns:a="http://schemas.openxmlformats.org/drawingml/2006/main">
               <a:graphicData uri="http://schemas.openxmlformats.org/drawingml/2006/picture">
                 <pic:pic xmlns:pic="http://schemas.openxmlformats.org/drawingml/2006/picture">
                   <pic:nvPicPr>
-                    <pic:cNvPr id="0" name="Picture 9" descr="01 for step No.4.1.5.png"/>
+                    <pic:cNvPr id="0" name="Picture 9" descr="01 for Step No:4.1.5.png"/>
                     <pic:cNvPicPr>
                       <a:picLocks noChangeAspect="true"/>
                     </pic:cNvPicPr>
@@ -353,16 +385,20 @@
           <w:rFonts w:ascii="Times New Roman" w:hAnsi="Times New Roman" w:cs="Times New Roman" w:eastAsia="Times New Roman"/>
           <w:sz w:val="24"/>
         </w:rPr>
-        <w:t>Screenshot - 02 for step No.4.1.5</w:t>
+        <w:t>Screenshot - 02 for Step No:4.1.5</w:t>
+      </w:r>
+    </w:p>
+    <w:p>
+      <w:r>
         <w:drawing>
           <wp:inline distT="0" distR="0" distB="0" distL="0">
             <wp:extent cx="8255000" cy="4572000"/>
-            <wp:docPr id="10" name="Drawing 10" descr="02 for step No.4.1.5.png"/>
+            <wp:docPr id="10" name="Drawing 10" descr="02 for Step No:4.1.5.png"/>
             <a:graphic xmlns:a="http://schemas.openxmlformats.org/drawingml/2006/main">
               <a:graphicData uri="http://schemas.openxmlformats.org/drawingml/2006/picture">
                 <pic:pic xmlns:pic="http://schemas.openxmlformats.org/drawingml/2006/picture">
                   <pic:nvPicPr>
-                    <pic:cNvPr id="0" name="Picture 10" descr="02 for step No.4.1.5.png"/>
+                    <pic:cNvPr id="0" name="Picture 10" descr="02 for Step No:4.1.5.png"/>
                     <pic:cNvPicPr>
                       <a:picLocks noChangeAspect="true"/>
                     </pic:cNvPicPr>
@@ -396,22 +432,26 @@
           <w:rFonts w:ascii="Times New Roman" w:hAnsi="Times New Roman" w:cs="Times New Roman" w:eastAsia="Times New Roman"/>
           <w:sz w:val="24"/>
         </w:rPr>
-        <w:t>Screenshot - 03 for step No.4.1.5</w:t>
+        <w:t>Screenshot - 03 for Step No:4.1.5</w:t>
+      </w:r>
+    </w:p>
+    <w:p>
+      <w:r>
         <w:drawing>
           <wp:inline distT="0" distR="0" distB="0" distL="0">
             <wp:extent cx="8255000" cy="4572000"/>
-            <wp:docPr id="11" name="Drawing 11" descr="03 for step No.4.1.5.png"/>
+            <wp:docPr id="11" name="Drawing 11" descr="03 for Step No:4.1.5.png"/>
             <a:graphic xmlns:a="http://schemas.openxmlformats.org/drawingml/2006/main">
               <a:graphicData uri="http://schemas.openxmlformats.org/drawingml/2006/picture">
                 <pic:pic xmlns:pic="http://schemas.openxmlformats.org/drawingml/2006/picture">
                   <pic:nvPicPr>
-                    <pic:cNvPr id="0" name="Picture 11" descr="03 for step No.4.1.5.png"/>
+                    <pic:cNvPr id="0" name="Picture 11" descr="03 for Step No:4.1.5.png"/>
                     <pic:cNvPicPr>
                       <a:picLocks noChangeAspect="true"/>
                     </pic:cNvPicPr>
                   </pic:nvPicPr>
                   <pic:blipFill>
-                    <a:blip r:embed="rId23"/>
+                    <a:blip r:embed="rId22"/>
                     <a:stretch>
                       <a:fillRect/>
                     </a:stretch>
